--- a/SITP/DSA-Notes/M19_CompetitiveProgramming.docx
+++ b/SITP/DSA-Notes/M19_CompetitiveProgramming.docx
@@ -60,7 +60,7 @@
         </w:p>
       </w:sdtContent>
     </w:sdt>
-    <w:bookmarkStart w:id="31" w:name="module-19-competitive-programming"/>
+    <w:bookmarkStart w:id="39" w:name="module-19-competitive-programming"/>
     <w:p>
       <w:pPr>
         <w:pStyle w:val="Heading1"/>
@@ -813,7 +813,7 @@
     </w:p>
     <w:bookmarkEnd w:id="12"/>
     <w:bookmarkEnd w:id="13"/>
-    <w:bookmarkStart w:id="15" w:name="setup-language-fast-io-templates"/>
+    <w:bookmarkStart w:id="19" w:name="setup-language-fast-io-templates"/>
     <w:p>
       <w:pPr>
         <w:pStyle w:val="Heading2"/>
@@ -1210,6 +1210,1518 @@
       </w:r>
       <w:r>
         <w:t xml:space="preserve">? → products/sums beyond ~2×10⁹.</w:t>
+      </w:r>
+    </w:p>
+    <w:bookmarkEnd w:id="14"/>
+    <w:bookmarkStart w:id="15" w:name="a-fast-io-templates-paste-ready"/>
+    <w:p>
+      <w:pPr>
+        <w:pStyle w:val="Heading3"/>
+      </w:pPr>
+      <w:r>
+        <w:t xml:space="preserve">19.2a Fast I/O templates (paste-ready)</w:t>
+      </w:r>
+    </w:p>
+    <w:p>
+      <w:pPr>
+        <w:pStyle w:val="FirstParagraph"/>
+      </w:pPr>
+      <w:r>
+        <w:t xml:space="preserve">Keep these at the top of every solution. They routinely turn a TLE into an AC on</w:t>
+      </w:r>
+      <w:r>
+        <w:t xml:space="preserve"> </w:t>
+      </w:r>
+      <w:r>
+        <w:t xml:space="preserve">input-heavy problems.</w:t>
+      </w:r>
+    </w:p>
+    <w:p>
+      <w:pPr>
+        <w:pStyle w:val="BodyText"/>
+      </w:pPr>
+      <w:r>
+        <w:rPr>
+          <w:b/>
+          <w:bCs/>
+        </w:rPr>
+        <w:t xml:space="preserve">C++</w:t>
+      </w:r>
+      <w:r>
+        <w:t xml:space="preserve"> </w:t>
+      </w:r>
+      <w:r>
+        <w:t xml:space="preserve">— the standard header:</w:t>
+      </w:r>
+    </w:p>
+    <w:p>
+      <w:pPr>
+        <w:pStyle w:val="SourceCode"/>
+      </w:pPr>
+      <w:r>
+        <w:rPr>
+          <w:rStyle w:val="VerbatimChar"/>
+        </w:rPr>
+        <w:t xml:space="preserve">#include &lt;bits/stdc++.h&gt;</w:t>
+      </w:r>
+      <w:r>
+        <w:br/>
+      </w:r>
+      <w:r>
+        <w:rPr>
+          <w:rStyle w:val="VerbatimChar"/>
+        </w:rPr>
+        <w:t xml:space="preserve">using namespace std;</w:t>
+      </w:r>
+      <w:r>
+        <w:br/>
+      </w:r>
+      <w:r>
+        <w:br/>
+      </w:r>
+      <w:r>
+        <w:rPr>
+          <w:rStyle w:val="VerbatimChar"/>
+        </w:rPr>
+        <w:t xml:space="preserve">int main() {</w:t>
+      </w:r>
+      <w:r>
+        <w:br/>
+      </w:r>
+      <w:r>
+        <w:rPr>
+          <w:rStyle w:val="VerbatimChar"/>
+        </w:rPr>
+        <w:t xml:space="preserve">    ios_base::sync_with_stdio(false);   // unhook C++ streams from C stdio</w:t>
+      </w:r>
+      <w:r>
+        <w:br/>
+      </w:r>
+      <w:r>
+        <w:rPr>
+          <w:rStyle w:val="VerbatimChar"/>
+        </w:rPr>
+        <w:t xml:space="preserve">    cin.tie(NULL);                      // don't flush cout before every cin</w:t>
+      </w:r>
+      <w:r>
+        <w:br/>
+      </w:r>
+      <w:r>
+        <w:rPr>
+          <w:rStyle w:val="VerbatimChar"/>
+        </w:rPr>
+        <w:t xml:space="preserve">    // ... read with cin, print with cout, use '\n' NOT endl (endl flushes) ...</w:t>
+      </w:r>
+      <w:r>
+        <w:br/>
+      </w:r>
+      <w:r>
+        <w:rPr>
+          <w:rStyle w:val="VerbatimChar"/>
+        </w:rPr>
+        <w:t xml:space="preserve">    return 0;</w:t>
+      </w:r>
+      <w:r>
+        <w:br/>
+      </w:r>
+      <w:r>
+        <w:rPr>
+          <w:rStyle w:val="VerbatimChar"/>
+        </w:rPr>
+        <w:t xml:space="preserve">}</w:t>
+      </w:r>
+    </w:p>
+    <w:p>
+      <w:pPr>
+        <w:pStyle w:val="FirstParagraph"/>
+      </w:pPr>
+      <w:r>
+        <w:rPr>
+          <w:b/>
+          <w:bCs/>
+        </w:rPr>
+        <w:t xml:space="preserve">Java</w:t>
+      </w:r>
+      <w:r>
+        <w:t xml:space="preserve"> </w:t>
+      </w:r>
+      <w:r>
+        <w:t xml:space="preserve">— never use</w:t>
+      </w:r>
+      <w:r>
+        <w:t xml:space="preserve"> </w:t>
+      </w:r>
+      <w:r>
+        <w:rPr>
+          <w:rStyle w:val="VerbatimChar"/>
+        </w:rPr>
+        <w:t xml:space="preserve">Scanner</w:t>
+      </w:r>
+      <w:r>
+        <w:t xml:space="preserve"> </w:t>
+      </w:r>
+      <w:r>
+        <w:t xml:space="preserve">on big input:</w:t>
+      </w:r>
+    </w:p>
+    <w:p>
+      <w:pPr>
+        <w:pStyle w:val="SourceCode"/>
+      </w:pPr>
+      <w:r>
+        <w:rPr>
+          <w:rStyle w:val="VerbatimChar"/>
+        </w:rPr>
+        <w:t xml:space="preserve">BufferedReader br = new BufferedReader(new InputStreamReader(System.in));</w:t>
+      </w:r>
+      <w:r>
+        <w:br/>
+      </w:r>
+      <w:r>
+        <w:rPr>
+          <w:rStyle w:val="VerbatimChar"/>
+        </w:rPr>
+        <w:t xml:space="preserve">StringBuilder sb = new StringBuilder();          // batch output</w:t>
+      </w:r>
+      <w:r>
+        <w:br/>
+      </w:r>
+      <w:r>
+        <w:rPr>
+          <w:rStyle w:val="VerbatimChar"/>
+        </w:rPr>
+        <w:t xml:space="preserve">int n = Integer.parseInt(br.readLine().trim());</w:t>
+      </w:r>
+      <w:r>
+        <w:br/>
+      </w:r>
+      <w:r>
+        <w:rPr>
+          <w:rStyle w:val="VerbatimChar"/>
+        </w:rPr>
+        <w:t xml:space="preserve">StringTokenizer st = new StringTokenizer(br.readLine());</w:t>
+      </w:r>
+      <w:r>
+        <w:br/>
+      </w:r>
+      <w:r>
+        <w:rPr>
+          <w:rStyle w:val="VerbatimChar"/>
+        </w:rPr>
+        <w:t xml:space="preserve">// ... build answer in sb ...</w:t>
+      </w:r>
+      <w:r>
+        <w:br/>
+      </w:r>
+      <w:r>
+        <w:rPr>
+          <w:rStyle w:val="VerbatimChar"/>
+        </w:rPr>
+        <w:t xml:space="preserve">System.out.print(sb);                            // one big write at the end</w:t>
+      </w:r>
+    </w:p>
+    <w:p>
+      <w:pPr>
+        <w:pStyle w:val="FirstParagraph"/>
+      </w:pPr>
+      <w:r>
+        <w:rPr>
+          <w:b/>
+          <w:bCs/>
+        </w:rPr>
+        <w:t xml:space="preserve">Python</w:t>
+      </w:r>
+      <w:r>
+        <w:t xml:space="preserve"> </w:t>
+      </w:r>
+      <w:r>
+        <w:t xml:space="preserve">— read in one shot, avoid</w:t>
+      </w:r>
+      <w:r>
+        <w:t xml:space="preserve"> </w:t>
+      </w:r>
+      <w:r>
+        <w:rPr>
+          <w:rStyle w:val="VerbatimChar"/>
+        </w:rPr>
+        <w:t xml:space="preserve">input()</w:t>
+      </w:r>
+      <w:r>
+        <w:t xml:space="preserve"> </w:t>
+      </w:r>
+      <w:r>
+        <w:t xml:space="preserve">in loops:</w:t>
+      </w:r>
+    </w:p>
+    <w:p>
+      <w:pPr>
+        <w:pStyle w:val="SourceCode"/>
+      </w:pPr>
+      <w:r>
+        <w:rPr>
+          <w:rStyle w:val="VerbatimChar"/>
+        </w:rPr>
+        <w:t xml:space="preserve">import sys</w:t>
+      </w:r>
+      <w:r>
+        <w:br/>
+      </w:r>
+      <w:r>
+        <w:rPr>
+          <w:rStyle w:val="VerbatimChar"/>
+        </w:rPr>
+        <w:t xml:space="preserve">input = sys.stdin.readline          # faster line reads</w:t>
+      </w:r>
+      <w:r>
+        <w:br/>
+      </w:r>
+      <w:r>
+        <w:rPr>
+          <w:rStyle w:val="VerbatimChar"/>
+        </w:rPr>
+        <w:t xml:space="preserve">data = sys.stdin.buffer.read().split()   # or: read EVERYTHING at once</w:t>
+      </w:r>
+      <w:r>
+        <w:br/>
+      </w:r>
+      <w:r>
+        <w:rPr>
+          <w:rStyle w:val="VerbatimChar"/>
+        </w:rPr>
+        <w:t xml:space="preserve"># ... process the token list `data` ...</w:t>
+      </w:r>
+      <w:r>
+        <w:br/>
+      </w:r>
+      <w:r>
+        <w:rPr>
+          <w:rStyle w:val="VerbatimChar"/>
+        </w:rPr>
+        <w:t xml:space="preserve">sys.stdout.write("\n".join(map(str, answers)) + "\n")   # one big write</w:t>
+      </w:r>
+    </w:p>
+    <w:p>
+      <w:pPr>
+        <w:pStyle w:val="Compact"/>
+        <w:numPr>
+          <w:ilvl w:val="0"/>
+          <w:numId w:val="1005"/>
+        </w:numPr>
+      </w:pPr>
+      <w:r>
+        <w:rPr>
+          <w:b/>
+          <w:bCs/>
+        </w:rPr>
+        <w:t xml:space="preserve">Why it matters:</w:t>
+      </w:r>
+      <w:r>
+        <w:t xml:space="preserve"> </w:t>
+      </w:r>
+      <w:r>
+        <w:rPr>
+          <w:rStyle w:val="VerbatimChar"/>
+        </w:rPr>
+        <w:t xml:space="preserve">endl</w:t>
+      </w:r>
+      <w:r>
+        <w:t xml:space="preserve"> </w:t>
+      </w:r>
+      <w:r>
+        <w:t xml:space="preserve">flushes the buffer every call;</w:t>
+      </w:r>
+      <w:r>
+        <w:t xml:space="preserve"> </w:t>
+      </w:r>
+      <w:r>
+        <w:rPr>
+          <w:rStyle w:val="VerbatimChar"/>
+        </w:rPr>
+        <w:t xml:space="preserve">Scanner</w:t>
+      </w:r>
+      <w:r>
+        <w:t xml:space="preserve"> </w:t>
+      </w:r>
+      <w:r>
+        <w:t xml:space="preserve">parses with</w:t>
+      </w:r>
+      <w:r>
+        <w:t xml:space="preserve"> </w:t>
+      </w:r>
+      <w:r>
+        <w:t xml:space="preserve">regex;</w:t>
+      </w:r>
+      <w:r>
+        <w:t xml:space="preserve"> </w:t>
+      </w:r>
+      <w:r>
+        <w:rPr>
+          <w:rStyle w:val="VerbatimChar"/>
+        </w:rPr>
+        <w:t xml:space="preserve">input()</w:t>
+      </w:r>
+      <w:r>
+        <w:t xml:space="preserve"> </w:t>
+      </w:r>
+      <w:r>
+        <w:t xml:space="preserve">in a tight loop re-acquires locks. On 10⁶ lines these dominate</w:t>
+      </w:r>
+      <w:r>
+        <w:t xml:space="preserve"> </w:t>
+      </w:r>
+      <w:r>
+        <w:t xml:space="preserve">the runtime.</w:t>
+      </w:r>
+    </w:p>
+    <w:p>
+      <w:pPr>
+        <w:pStyle w:val="Compact"/>
+        <w:numPr>
+          <w:ilvl w:val="0"/>
+          <w:numId w:val="1005"/>
+        </w:numPr>
+      </w:pPr>
+      <w:r>
+        <w:t xml:space="preserve">On Codeforces, if Python is too slow even with fast I/O,</w:t>
+      </w:r>
+      <w:r>
+        <w:t xml:space="preserve"> </w:t>
+      </w:r>
+      <w:r>
+        <w:rPr>
+          <w:b/>
+          <w:bCs/>
+        </w:rPr>
+        <w:t xml:space="preserve">switch to PyPy</w:t>
+      </w:r>
+      <w:r>
+        <w:t xml:space="preserve">.</w:t>
+      </w:r>
+    </w:p>
+    <w:p>
+      <w:pPr>
+        <w:pStyle w:val="BlockText"/>
+      </w:pPr>
+      <w:r>
+        <w:rPr>
+          <w:b/>
+          <w:bCs/>
+        </w:rPr>
+        <w:t xml:space="preserve">Memory hook:</w:t>
+      </w:r>
+      <w:r>
+        <w:t xml:space="preserve"> </w:t>
+      </w:r>
+      <w:r>
+        <w:rPr>
+          <w:i/>
+          <w:iCs/>
+        </w:rPr>
+        <w:t xml:space="preserve">read in bulk, print in bulk, never flush in a loop.</w:t>
+      </w:r>
+    </w:p>
+    <w:bookmarkEnd w:id="15"/>
+    <w:bookmarkStart w:id="16" w:name="mcqs-2"/>
+    <w:p>
+      <w:pPr>
+        <w:pStyle w:val="Heading3"/>
+      </w:pPr>
+      <w:r>
+        <w:t xml:space="preserve">MCQs</w:t>
+      </w:r>
+    </w:p>
+    <w:p>
+      <w:pPr>
+        <w:pStyle w:val="Compact"/>
+        <w:numPr>
+          <w:ilvl w:val="0"/>
+          <w:numId w:val="1006"/>
+        </w:numPr>
+      </w:pPr>
+      <w:r>
+        <w:t xml:space="preserve">In C++, why prefer</w:t>
+      </w:r>
+      <w:r>
+        <w:t xml:space="preserve"> </w:t>
+      </w:r>
+      <w:r>
+        <w:rPr>
+          <w:rStyle w:val="VerbatimChar"/>
+        </w:rPr>
+        <w:t xml:space="preserve">'\n'</w:t>
+      </w:r>
+      <w:r>
+        <w:t xml:space="preserve"> </w:t>
+      </w:r>
+      <w:r>
+        <w:t xml:space="preserve">over</w:t>
+      </w:r>
+      <w:r>
+        <w:t xml:space="preserve"> </w:t>
+      </w:r>
+      <w:r>
+        <w:rPr>
+          <w:rStyle w:val="VerbatimChar"/>
+        </w:rPr>
+        <w:t xml:space="preserve">endl</w:t>
+      </w:r>
+      <w:r>
+        <w:t xml:space="preserve">? →</w:t>
+      </w:r>
+      <w:r>
+        <w:t xml:space="preserve"> </w:t>
+      </w:r>
+      <w:r>
+        <w:rPr>
+          <w:rStyle w:val="VerbatimChar"/>
+          <w:b/>
+          <w:bCs/>
+        </w:rPr>
+        <w:t xml:space="preserve">endl</w:t>
+      </w:r>
+      <w:r>
+        <w:rPr>
+          <w:b/>
+          <w:bCs/>
+        </w:rPr>
+        <w:t xml:space="preserve"> </w:t>
+      </w:r>
+      <w:r>
+        <w:rPr>
+          <w:b/>
+          <w:bCs/>
+        </w:rPr>
+        <w:t xml:space="preserve">flushes every time</w:t>
+      </w:r>
+      <w:r>
+        <w:t xml:space="preserve">.</w:t>
+      </w:r>
+    </w:p>
+    <w:p>
+      <w:pPr>
+        <w:pStyle w:val="Compact"/>
+        <w:numPr>
+          <w:ilvl w:val="0"/>
+          <w:numId w:val="1006"/>
+        </w:numPr>
+      </w:pPr>
+      <w:r>
+        <w:t xml:space="preserve">Java fast input class? →</w:t>
+      </w:r>
+      <w:r>
+        <w:t xml:space="preserve"> </w:t>
+      </w:r>
+      <w:r>
+        <w:rPr>
+          <w:rStyle w:val="VerbatimChar"/>
+          <w:b/>
+          <w:bCs/>
+        </w:rPr>
+        <w:t xml:space="preserve">BufferedReader</w:t>
+      </w:r>
+      <w:r>
+        <w:t xml:space="preserve"> </w:t>
+      </w:r>
+      <w:r>
+        <w:t xml:space="preserve">(not</w:t>
+      </w:r>
+      <w:r>
+        <w:t xml:space="preserve"> </w:t>
+      </w:r>
+      <w:r>
+        <w:rPr>
+          <w:rStyle w:val="VerbatimChar"/>
+        </w:rPr>
+        <w:t xml:space="preserve">Scanner</w:t>
+      </w:r>
+      <w:r>
+        <w:t xml:space="preserve">).</w:t>
+      </w:r>
+    </w:p>
+    <w:p>
+      <w:pPr>
+        <w:pStyle w:val="Compact"/>
+        <w:numPr>
+          <w:ilvl w:val="0"/>
+          <w:numId w:val="1006"/>
+        </w:numPr>
+      </w:pPr>
+      <w:r>
+        <w:t xml:space="preserve">Fast Python input? →</w:t>
+      </w:r>
+      <w:r>
+        <w:t xml:space="preserve"> </w:t>
+      </w:r>
+      <w:r>
+        <w:rPr>
+          <w:rStyle w:val="VerbatimChar"/>
+          <w:b/>
+          <w:bCs/>
+        </w:rPr>
+        <w:t xml:space="preserve">sys.stdin.readline</w:t>
+      </w:r>
+      <w:r>
+        <w:rPr>
+          <w:b/>
+          <w:bCs/>
+        </w:rPr>
+        <w:t xml:space="preserve"> </w:t>
+      </w:r>
+      <w:r>
+        <w:rPr>
+          <w:b/>
+          <w:bCs/>
+        </w:rPr>
+        <w:t xml:space="preserve">/ read all at once</w:t>
+      </w:r>
+      <w:r>
+        <w:t xml:space="preserve">.</w:t>
+      </w:r>
+    </w:p>
+    <w:bookmarkEnd w:id="16"/>
+    <w:bookmarkStart w:id="17" w:name="b-stl-standard-library-must-knows"/>
+    <w:p>
+      <w:pPr>
+        <w:pStyle w:val="Heading3"/>
+      </w:pPr>
+      <w:r>
+        <w:t xml:space="preserve">19.2b STL / standard-library must-knows</w:t>
+      </w:r>
+    </w:p>
+    <w:p>
+      <w:pPr>
+        <w:pStyle w:val="FirstParagraph"/>
+      </w:pPr>
+      <w:r>
+        <w:t xml:space="preserve">Most CP problems are</w:t>
+      </w:r>
+      <w:r>
+        <w:t xml:space="preserve"> </w:t>
+      </w:r>
+      <w:r>
+        <w:t xml:space="preserve">“known algorithm + the right container”</w:t>
+      </w:r>
+      <w:r>
+        <w:t xml:space="preserve">. Know these cold:</w:t>
+      </w:r>
+    </w:p>
+    <w:tbl>
+      <w:tblPr>
+        <w:tblStyle w:val="Table"/>
+        <w:tblW w:type="pct" w:w="5000"/>
+        <w:tblLayout w:type="fixed"/>
+        <w:tblLook w:firstRow="1" w:lastRow="0" w:firstColumn="0" w:lastColumn="0" w:noHBand="0" w:noVBand="0" w:val="0020"/>
+      </w:tblPr>
+      <w:tblGrid>
+        <w:gridCol w:w="2640"/>
+        <w:gridCol w:w="2640"/>
+        <w:gridCol w:w="2640"/>
+      </w:tblGrid>
+      <w:tr>
+        <w:trPr>
+          <w:tblHeader w:val="on"/>
+        </w:trPr>
+        <w:tc>
+          <w:tcPr/>
+          <w:p>
+            <w:pPr>
+              <w:pStyle w:val="Compact"/>
+            </w:pPr>
+            <w:r>
+              <w:t xml:space="preserve">Need</w:t>
+            </w:r>
+          </w:p>
+        </w:tc>
+        <w:tc>
+          <w:tcPr/>
+          <w:p>
+            <w:pPr>
+              <w:pStyle w:val="Compact"/>
+            </w:pPr>
+            <w:r>
+              <w:t xml:space="preserve">C++ STL</w:t>
+            </w:r>
+          </w:p>
+        </w:tc>
+        <w:tc>
+          <w:tcPr/>
+          <w:p>
+            <w:pPr>
+              <w:pStyle w:val="Compact"/>
+            </w:pPr>
+            <w:r>
+              <w:t xml:space="preserve">Cost</w:t>
+            </w:r>
+          </w:p>
+        </w:tc>
+      </w:tr>
+      <w:tr>
+        <w:tc>
+          <w:tcPr/>
+          <w:p>
+            <w:pPr>
+              <w:pStyle w:val="Compact"/>
+            </w:pPr>
+            <w:r>
+              <w:t xml:space="preserve">dynamic array</w:t>
+            </w:r>
+          </w:p>
+        </w:tc>
+        <w:tc>
+          <w:tcPr/>
+          <w:p>
+            <w:pPr>
+              <w:pStyle w:val="Compact"/>
+            </w:pPr>
+            <w:r>
+              <w:rPr>
+                <w:rStyle w:val="VerbatimChar"/>
+              </w:rPr>
+              <w:t xml:space="preserve">vector</w:t>
+            </w:r>
+          </w:p>
+        </w:tc>
+        <w:tc>
+          <w:tcPr/>
+          <w:p>
+            <w:pPr>
+              <w:pStyle w:val="Compact"/>
+            </w:pPr>
+            <w:r>
+              <w:t xml:space="preserve">push_back amortised O(1)</w:t>
+            </w:r>
+          </w:p>
+        </w:tc>
+      </w:tr>
+      <w:tr>
+        <w:tc>
+          <w:tcPr/>
+          <w:p>
+            <w:pPr>
+              <w:pStyle w:val="Compact"/>
+            </w:pPr>
+            <w:r>
+              <w:t xml:space="preserve">sorted unique set / ordered map</w:t>
+            </w:r>
+          </w:p>
+        </w:tc>
+        <w:tc>
+          <w:tcPr/>
+          <w:p>
+            <w:pPr>
+              <w:pStyle w:val="Compact"/>
+            </w:pPr>
+            <w:r>
+              <w:rPr>
+                <w:rStyle w:val="VerbatimChar"/>
+              </w:rPr>
+              <w:t xml:space="preserve">set</w:t>
+            </w:r>
+            <w:r>
+              <w:t xml:space="preserve"> </w:t>
+            </w:r>
+            <w:r>
+              <w:t xml:space="preserve">/</w:t>
+            </w:r>
+            <w:r>
+              <w:t xml:space="preserve"> </w:t>
+            </w:r>
+            <w:r>
+              <w:rPr>
+                <w:rStyle w:val="VerbatimChar"/>
+              </w:rPr>
+              <w:t xml:space="preserve">map</w:t>
+            </w:r>
+          </w:p>
+        </w:tc>
+        <w:tc>
+          <w:tcPr/>
+          <w:p>
+            <w:pPr>
+              <w:pStyle w:val="Compact"/>
+            </w:pPr>
+            <w:r>
+              <w:rPr>
+                <w:b/>
+                <w:bCs/>
+              </w:rPr>
+              <w:t xml:space="preserve">O(log n)</w:t>
+            </w:r>
+            <w:r>
+              <w:t xml:space="preserve"> </w:t>
+            </w:r>
+            <w:r>
+              <w:t xml:space="preserve">per op</w:t>
+            </w:r>
+          </w:p>
+        </w:tc>
+      </w:tr>
+      <w:tr>
+        <w:tc>
+          <w:tcPr/>
+          <w:p>
+            <w:pPr>
+              <w:pStyle w:val="Compact"/>
+            </w:pPr>
+            <w:r>
+              <w:t xml:space="preserve">hash set / map (unordered)</w:t>
+            </w:r>
+          </w:p>
+        </w:tc>
+        <w:tc>
+          <w:tcPr/>
+          <w:p>
+            <w:pPr>
+              <w:pStyle w:val="Compact"/>
+            </w:pPr>
+            <w:r>
+              <w:rPr>
+                <w:rStyle w:val="VerbatimChar"/>
+              </w:rPr>
+              <w:t xml:space="preserve">unordered_set</w:t>
+            </w:r>
+            <w:r>
+              <w:t xml:space="preserve"> </w:t>
+            </w:r>
+            <w:r>
+              <w:t xml:space="preserve">/</w:t>
+            </w:r>
+            <w:r>
+              <w:t xml:space="preserve"> </w:t>
+            </w:r>
+            <w:r>
+              <w:rPr>
+                <w:rStyle w:val="VerbatimChar"/>
+              </w:rPr>
+              <w:t xml:space="preserve">unordered_map</w:t>
+            </w:r>
+          </w:p>
+        </w:tc>
+        <w:tc>
+          <w:tcPr/>
+          <w:p>
+            <w:pPr>
+              <w:pStyle w:val="Compact"/>
+            </w:pPr>
+            <w:r>
+              <w:t xml:space="preserve">avg</w:t>
+            </w:r>
+            <w:r>
+              <w:t xml:space="preserve"> </w:t>
+            </w:r>
+            <w:r>
+              <w:rPr>
+                <w:b/>
+                <w:bCs/>
+              </w:rPr>
+              <w:t xml:space="preserve">O(1)</w:t>
+            </w:r>
+          </w:p>
+        </w:tc>
+      </w:tr>
+      <w:tr>
+        <w:tc>
+          <w:tcPr/>
+          <w:p>
+            <w:pPr>
+              <w:pStyle w:val="Compact"/>
+            </w:pPr>
+            <w:r>
+              <w:t xml:space="preserve">priority queue (heap)</w:t>
+            </w:r>
+          </w:p>
+        </w:tc>
+        <w:tc>
+          <w:tcPr/>
+          <w:p>
+            <w:pPr>
+              <w:pStyle w:val="Compact"/>
+            </w:pPr>
+            <w:r>
+              <w:rPr>
+                <w:rStyle w:val="VerbatimChar"/>
+              </w:rPr>
+              <w:t xml:space="preserve">priority_queue</w:t>
+            </w:r>
+          </w:p>
+        </w:tc>
+        <w:tc>
+          <w:tcPr/>
+          <w:p>
+            <w:pPr>
+              <w:pStyle w:val="Compact"/>
+            </w:pPr>
+            <w:r>
+              <w:t xml:space="preserve">push/pop</w:t>
+            </w:r>
+            <w:r>
+              <w:t xml:space="preserve"> </w:t>
+            </w:r>
+            <w:r>
+              <w:rPr>
+                <w:b/>
+                <w:bCs/>
+              </w:rPr>
+              <w:t xml:space="preserve">O(log n)</w:t>
+            </w:r>
+          </w:p>
+        </w:tc>
+      </w:tr>
+      <w:tr>
+        <w:tc>
+          <w:tcPr/>
+          <w:p>
+            <w:pPr>
+              <w:pStyle w:val="Compact"/>
+            </w:pPr>
+            <w:r>
+              <w:t xml:space="preserve">double-ended queue</w:t>
+            </w:r>
+          </w:p>
+        </w:tc>
+        <w:tc>
+          <w:tcPr/>
+          <w:p>
+            <w:pPr>
+              <w:pStyle w:val="Compact"/>
+            </w:pPr>
+            <w:r>
+              <w:rPr>
+                <w:rStyle w:val="VerbatimChar"/>
+              </w:rPr>
+              <w:t xml:space="preserve">deque</w:t>
+            </w:r>
+          </w:p>
+        </w:tc>
+        <w:tc>
+          <w:tcPr/>
+          <w:p>
+            <w:pPr>
+              <w:pStyle w:val="Compact"/>
+            </w:pPr>
+            <w:r>
+              <w:t xml:space="preserve">push/pop both ends O(1)</w:t>
+            </w:r>
+          </w:p>
+        </w:tc>
+      </w:tr>
+      <w:tr>
+        <w:tc>
+          <w:tcPr/>
+          <w:p>
+            <w:pPr>
+              <w:pStyle w:val="Compact"/>
+            </w:pPr>
+            <w:r>
+              <w:t xml:space="preserve">sort / stable_sort</w:t>
+            </w:r>
+          </w:p>
+        </w:tc>
+        <w:tc>
+          <w:tcPr/>
+          <w:p>
+            <w:pPr>
+              <w:pStyle w:val="Compact"/>
+            </w:pPr>
+            <w:r>
+              <w:rPr>
+                <w:rStyle w:val="VerbatimChar"/>
+              </w:rPr>
+              <w:t xml:space="preserve">sort(v.begin(), v.end())</w:t>
+            </w:r>
+          </w:p>
+        </w:tc>
+        <w:tc>
+          <w:tcPr/>
+          <w:p>
+            <w:pPr>
+              <w:pStyle w:val="Compact"/>
+            </w:pPr>
+            <w:r>
+              <w:rPr>
+                <w:b/>
+                <w:bCs/>
+              </w:rPr>
+              <w:t xml:space="preserve">O(n log n)</w:t>
+            </w:r>
+          </w:p>
+        </w:tc>
+      </w:tr>
+      <w:tr>
+        <w:tc>
+          <w:tcPr/>
+          <w:p>
+            <w:pPr>
+              <w:pStyle w:val="Compact"/>
+            </w:pPr>
+            <w:r>
+              <w:t xml:space="preserve">binary search on sorted</w:t>
+            </w:r>
+          </w:p>
+        </w:tc>
+        <w:tc>
+          <w:tcPr/>
+          <w:p>
+            <w:pPr>
+              <w:pStyle w:val="Compact"/>
+            </w:pPr>
+            <w:r>
+              <w:rPr>
+                <w:rStyle w:val="VerbatimChar"/>
+              </w:rPr>
+              <w:t xml:space="preserve">lower_bound</w:t>
+            </w:r>
+            <w:r>
+              <w:t xml:space="preserve"> </w:t>
+            </w:r>
+            <w:r>
+              <w:t xml:space="preserve">/</w:t>
+            </w:r>
+            <w:r>
+              <w:t xml:space="preserve"> </w:t>
+            </w:r>
+            <w:r>
+              <w:rPr>
+                <w:rStyle w:val="VerbatimChar"/>
+              </w:rPr>
+              <w:t xml:space="preserve">upper_bound</w:t>
+            </w:r>
+          </w:p>
+        </w:tc>
+        <w:tc>
+          <w:tcPr/>
+          <w:p>
+            <w:pPr>
+              <w:pStyle w:val="Compact"/>
+            </w:pPr>
+            <w:r>
+              <w:rPr>
+                <w:b/>
+                <w:bCs/>
+              </w:rPr>
+              <w:t xml:space="preserve">O(log n)</w:t>
+            </w:r>
+          </w:p>
+        </w:tc>
+      </w:tr>
+      <w:tr>
+        <w:tc>
+          <w:tcPr/>
+          <w:p>
+            <w:pPr>
+              <w:pStyle w:val="Compact"/>
+            </w:pPr>
+            <w:r>
+              <w:t xml:space="preserve">next permutation</w:t>
+            </w:r>
+          </w:p>
+        </w:tc>
+        <w:tc>
+          <w:tcPr/>
+          <w:p>
+            <w:pPr>
+              <w:pStyle w:val="Compact"/>
+            </w:pPr>
+            <w:r>
+              <w:rPr>
+                <w:rStyle w:val="VerbatimChar"/>
+              </w:rPr>
+              <w:t xml:space="preserve">next_permutation</w:t>
+            </w:r>
+          </w:p>
+        </w:tc>
+        <w:tc>
+          <w:tcPr/>
+          <w:p>
+            <w:pPr>
+              <w:pStyle w:val="Compact"/>
+            </w:pPr>
+            <w:r>
+              <w:t xml:space="preserve">O(n) per step</w:t>
+            </w:r>
+          </w:p>
+        </w:tc>
+      </w:tr>
+      <w:tr>
+        <w:tc>
+          <w:tcPr/>
+          <w:p>
+            <w:pPr>
+              <w:pStyle w:val="Compact"/>
+            </w:pPr>
+            <w:r>
+              <w:t xml:space="preserve">gcd / built-in popcount</w:t>
+            </w:r>
+          </w:p>
+        </w:tc>
+        <w:tc>
+          <w:tcPr/>
+          <w:p>
+            <w:pPr>
+              <w:pStyle w:val="Compact"/>
+            </w:pPr>
+            <w:r>
+              <w:rPr>
+                <w:rStyle w:val="VerbatimChar"/>
+              </w:rPr>
+              <w:t xml:space="preserve">__gcd</w:t>
+            </w:r>
+            <w:r>
+              <w:t xml:space="preserve">,</w:t>
+            </w:r>
+            <w:r>
+              <w:t xml:space="preserve"> </w:t>
+            </w:r>
+            <w:r>
+              <w:rPr>
+                <w:rStyle w:val="VerbatimChar"/>
+              </w:rPr>
+              <w:t xml:space="preserve">__builtin_popcount</w:t>
+            </w:r>
+          </w:p>
+        </w:tc>
+        <w:tc>
+          <w:tcPr/>
+          <w:p>
+            <w:pPr>
+              <w:pStyle w:val="Compact"/>
+            </w:pPr>
+            <w:r>
+              <w:t xml:space="preserve">O(log), O(1)</w:t>
+            </w:r>
+          </w:p>
+        </w:tc>
+      </w:tr>
+    </w:tbl>
+    <w:p>
+      <w:pPr>
+        <w:pStyle w:val="Compact"/>
+        <w:numPr>
+          <w:ilvl w:val="0"/>
+          <w:numId w:val="1007"/>
+        </w:numPr>
+      </w:pPr>
+      <w:r>
+        <w:rPr>
+          <w:rStyle w:val="VerbatimChar"/>
+          <w:b/>
+          <w:bCs/>
+        </w:rPr>
+        <w:t xml:space="preserve">lower_bound</w:t>
+      </w:r>
+      <w:r>
+        <w:rPr>
+          <w:b/>
+          <w:bCs/>
+        </w:rPr>
+        <w:t xml:space="preserve"> </w:t>
+      </w:r>
+      <w:r>
+        <w:rPr>
+          <w:b/>
+          <w:bCs/>
+        </w:rPr>
+        <w:t xml:space="preserve">vs</w:t>
+      </w:r>
+      <w:r>
+        <w:rPr>
+          <w:b/>
+          <w:bCs/>
+        </w:rPr>
+        <w:t xml:space="preserve"> </w:t>
+      </w:r>
+      <w:r>
+        <w:rPr>
+          <w:rStyle w:val="VerbatimChar"/>
+          <w:b/>
+          <w:bCs/>
+        </w:rPr>
+        <w:t xml:space="preserve">upper_bound</w:t>
+      </w:r>
+      <w:r>
+        <w:rPr>
+          <w:b/>
+          <w:bCs/>
+        </w:rPr>
+        <w:t xml:space="preserve">:</w:t>
+      </w:r>
+      <w:r>
+        <w:t xml:space="preserve"> </w:t>
+      </w:r>
+      <w:r>
+        <w:rPr>
+          <w:rStyle w:val="VerbatimChar"/>
+        </w:rPr>
+        <w:t xml:space="preserve">lower_bound(x)</w:t>
+      </w:r>
+      <w:r>
+        <w:t xml:space="preserve"> </w:t>
+      </w:r>
+      <w:r>
+        <w:t xml:space="preserve">= first element</w:t>
+      </w:r>
+      <w:r>
+        <w:t xml:space="preserve"> </w:t>
+      </w:r>
+      <w:r>
+        <w:rPr>
+          <w:b/>
+          <w:bCs/>
+        </w:rPr>
+        <w:t xml:space="preserve">≥ x</w:t>
+      </w:r>
+      <w:r>
+        <w:t xml:space="preserve">;</w:t>
+      </w:r>
+      <w:r>
+        <w:t xml:space="preserve"> </w:t>
+      </w:r>
+      <w:r>
+        <w:rPr>
+          <w:rStyle w:val="VerbatimChar"/>
+        </w:rPr>
+        <w:t xml:space="preserve">upper_bound(x)</w:t>
+      </w:r>
+      <w:r>
+        <w:t xml:space="preserve"> </w:t>
+      </w:r>
+      <w:r>
+        <w:t xml:space="preserve">= first element</w:t>
+      </w:r>
+      <w:r>
+        <w:t xml:space="preserve"> </w:t>
+      </w:r>
+      <w:r>
+        <w:rPr>
+          <w:b/>
+          <w:bCs/>
+        </w:rPr>
+        <w:t xml:space="preserve">&gt; x</w:t>
+      </w:r>
+      <w:r>
+        <w:t xml:space="preserve">. Their difference counts occurrences of</w:t>
+      </w:r>
+      <w:r>
+        <w:t xml:space="preserve"> </w:t>
+      </w:r>
+      <w:r>
+        <w:rPr>
+          <w:rStyle w:val="VerbatimChar"/>
+        </w:rPr>
+        <w:t xml:space="preserve">x</w:t>
+      </w:r>
+      <w:r>
+        <w:t xml:space="preserve"> </w:t>
+      </w:r>
+      <w:r>
+        <w:t xml:space="preserve">in a sorted array.</w:t>
+      </w:r>
+    </w:p>
+    <w:p>
+      <w:pPr>
+        <w:pStyle w:val="Compact"/>
+        <w:numPr>
+          <w:ilvl w:val="0"/>
+          <w:numId w:val="1007"/>
+        </w:numPr>
+      </w:pPr>
+      <w:r>
+        <w:rPr>
+          <w:b/>
+          <w:bCs/>
+        </w:rPr>
+        <w:t xml:space="preserve">Watch out:</w:t>
+      </w:r>
+      <w:r>
+        <w:t xml:space="preserve"> </w:t>
+      </w:r>
+      <w:r>
+        <w:rPr>
+          <w:rStyle w:val="VerbatimChar"/>
+        </w:rPr>
+        <w:t xml:space="preserve">unordered_map</w:t>
+      </w:r>
+      <w:r>
+        <w:t xml:space="preserve"> </w:t>
+      </w:r>
+      <w:r>
+        <w:t xml:space="preserve">can be hacked to O(n) per op on Codeforces (anti-</w:t>
+      </w:r>
+      <w:r>
+        <w:t xml:space="preserve"> </w:t>
+      </w:r>
+      <w:r>
+        <w:t xml:space="preserve">hash tests) — use a custom hash or fall back to</w:t>
+      </w:r>
+      <w:r>
+        <w:t xml:space="preserve"> </w:t>
+      </w:r>
+      <w:r>
+        <w:rPr>
+          <w:rStyle w:val="VerbatimChar"/>
+        </w:rPr>
+        <w:t xml:space="preserve">map</w:t>
+      </w:r>
+      <w:r>
+        <w:t xml:space="preserve"> </w:t>
+      </w:r>
+      <w:r>
+        <w:t xml:space="preserve">if you get a surprise TLE.</w:t>
+      </w:r>
+    </w:p>
+    <w:p>
+      <w:pPr>
+        <w:pStyle w:val="Compact"/>
+        <w:numPr>
+          <w:ilvl w:val="0"/>
+          <w:numId w:val="1007"/>
+        </w:numPr>
+      </w:pPr>
+      <w:r>
+        <w:t xml:space="preserve">Java equivalents:</w:t>
+      </w:r>
+      <w:r>
+        <w:t xml:space="preserve"> </w:t>
+      </w:r>
+      <w:r>
+        <w:rPr>
+          <w:rStyle w:val="VerbatimChar"/>
+        </w:rPr>
+        <w:t xml:space="preserve">ArrayList</w:t>
+      </w:r>
+      <w:r>
+        <w:t xml:space="preserve">,</w:t>
+      </w:r>
+      <w:r>
+        <w:t xml:space="preserve"> </w:t>
+      </w:r>
+      <w:r>
+        <w:rPr>
+          <w:rStyle w:val="VerbatimChar"/>
+        </w:rPr>
+        <w:t xml:space="preserve">TreeSet</w:t>
+      </w:r>
+      <w:r>
+        <w:t xml:space="preserve">/</w:t>
+      </w:r>
+      <w:r>
+        <w:rPr>
+          <w:rStyle w:val="VerbatimChar"/>
+        </w:rPr>
+        <w:t xml:space="preserve">TreeMap</w:t>
+      </w:r>
+      <w:r>
+        <w:t xml:space="preserve">,</w:t>
+      </w:r>
+      <w:r>
+        <w:t xml:space="preserve"> </w:t>
+      </w:r>
+      <w:r>
+        <w:rPr>
+          <w:rStyle w:val="VerbatimChar"/>
+        </w:rPr>
+        <w:t xml:space="preserve">HashMap</w:t>
+      </w:r>
+      <w:r>
+        <w:t xml:space="preserve">,</w:t>
+      </w:r>
+      <w:r>
+        <w:t xml:space="preserve"> </w:t>
+      </w:r>
+      <w:r>
+        <w:rPr>
+          <w:rStyle w:val="VerbatimChar"/>
+        </w:rPr>
+        <w:t xml:space="preserve">PriorityQueue</w:t>
+      </w:r>
+      <w:r>
+        <w:t xml:space="preserve">,</w:t>
+      </w:r>
+      <w:r>
+        <w:t xml:space="preserve"> </w:t>
+      </w:r>
+      <w:r>
+        <w:rPr>
+          <w:rStyle w:val="VerbatimChar"/>
+        </w:rPr>
+        <w:t xml:space="preserve">ArrayDeque</w:t>
+      </w:r>
+      <w:r>
+        <w:t xml:space="preserve">,</w:t>
+      </w:r>
+      <w:r>
+        <w:t xml:space="preserve"> </w:t>
+      </w:r>
+      <w:r>
+        <w:rPr>
+          <w:rStyle w:val="VerbatimChar"/>
+        </w:rPr>
+        <w:t xml:space="preserve">Collections.sort</w:t>
+      </w:r>
+      <w:r>
+        <w:t xml:space="preserve">,</w:t>
+      </w:r>
+      <w:r>
+        <w:t xml:space="preserve"> </w:t>
+      </w:r>
+      <w:r>
+        <w:rPr>
+          <w:rStyle w:val="VerbatimChar"/>
+        </w:rPr>
+        <w:t xml:space="preserve">Arrays.binarySearch</w:t>
+      </w:r>
+      <w:r>
+        <w:t xml:space="preserve">.</w:t>
+      </w:r>
+    </w:p>
+    <w:bookmarkEnd w:id="17"/>
+    <w:bookmarkStart w:id="18" w:name="mcqs-3"/>
+    <w:p>
+      <w:pPr>
+        <w:pStyle w:val="Heading3"/>
+      </w:pPr>
+      <w:r>
+        <w:t xml:space="preserve">MCQs</w:t>
+      </w:r>
+    </w:p>
+    <w:p>
+      <w:pPr>
+        <w:pStyle w:val="Compact"/>
+        <w:numPr>
+          <w:ilvl w:val="0"/>
+          <w:numId w:val="1008"/>
+        </w:numPr>
+      </w:pPr>
+      <w:r>
+        <w:rPr>
+          <w:rStyle w:val="VerbatimChar"/>
+        </w:rPr>
+        <w:t xml:space="preserve">lower_bound(x)</w:t>
+      </w:r>
+      <w:r>
+        <w:t xml:space="preserve"> </w:t>
+      </w:r>
+      <w:r>
+        <w:t xml:space="preserve">returns? →</w:t>
+      </w:r>
+      <w:r>
+        <w:t xml:space="preserve"> </w:t>
+      </w:r>
+      <w:r>
+        <w:rPr>
+          <w:b/>
+          <w:bCs/>
+        </w:rPr>
+        <w:t xml:space="preserve">first element ≥ x</w:t>
+      </w:r>
+      <w:r>
+        <w:t xml:space="preserve">.</w:t>
+      </w:r>
+    </w:p>
+    <w:p>
+      <w:pPr>
+        <w:pStyle w:val="Compact"/>
+        <w:numPr>
+          <w:ilvl w:val="0"/>
+          <w:numId w:val="1008"/>
+        </w:numPr>
+      </w:pPr>
+      <w:r>
+        <w:rPr>
+          <w:rStyle w:val="VerbatimChar"/>
+        </w:rPr>
+        <w:t xml:space="preserve">upper_bound(x) − lower_bound(x)</w:t>
+      </w:r>
+      <w:r>
+        <w:t xml:space="preserve"> </w:t>
+      </w:r>
+      <w:r>
+        <w:t xml:space="preserve">gives? →</w:t>
+      </w:r>
+      <w:r>
+        <w:t xml:space="preserve"> </w:t>
+      </w:r>
+      <w:r>
+        <w:rPr>
+          <w:b/>
+          <w:bCs/>
+        </w:rPr>
+        <w:t xml:space="preserve">count of x</w:t>
+      </w:r>
+      <w:r>
+        <w:t xml:space="preserve"> </w:t>
+      </w:r>
+      <w:r>
+        <w:t xml:space="preserve">in a sorted range.</w:t>
+      </w:r>
+    </w:p>
+    <w:p>
+      <w:pPr>
+        <w:pStyle w:val="Compact"/>
+        <w:numPr>
+          <w:ilvl w:val="0"/>
+          <w:numId w:val="1008"/>
+        </w:numPr>
+      </w:pPr>
+      <w:r>
+        <w:t xml:space="preserve">Sudden</w:t>
+      </w:r>
+      <w:r>
+        <w:t xml:space="preserve"> </w:t>
+      </w:r>
+      <w:r>
+        <w:rPr>
+          <w:rStyle w:val="VerbatimChar"/>
+        </w:rPr>
+        <w:t xml:space="preserve">unordered_map</w:t>
+      </w:r>
+      <w:r>
+        <w:t xml:space="preserve"> </w:t>
+      </w:r>
+      <w:r>
+        <w:t xml:space="preserve">TLE on Codeforces? →</w:t>
+      </w:r>
+      <w:r>
+        <w:t xml:space="preserve"> </w:t>
+      </w:r>
+      <w:r>
+        <w:rPr>
+          <w:b/>
+          <w:bCs/>
+        </w:rPr>
+        <w:t xml:space="preserve">anti-hash test; use custom</w:t>
+      </w:r>
+      <w:r>
+        <w:rPr>
+          <w:b/>
+          <w:bCs/>
+        </w:rPr>
+        <w:t xml:space="preserve"> </w:t>
+      </w:r>
+      <w:r>
+        <w:rPr>
+          <w:b/>
+          <w:bCs/>
+        </w:rPr>
+        <w:t xml:space="preserve">hash /</w:t>
+      </w:r>
+      <w:r>
+        <w:rPr>
+          <w:b/>
+          <w:bCs/>
+        </w:rPr>
+        <w:t xml:space="preserve"> </w:t>
+      </w:r>
+      <w:r>
+        <w:rPr>
+          <w:rStyle w:val="VerbatimChar"/>
+          <w:b/>
+          <w:bCs/>
+        </w:rPr>
+        <w:t xml:space="preserve">map</w:t>
+      </w:r>
+      <w:r>
+        <w:t xml:space="preserve">.</w:t>
       </w:r>
     </w:p>
     <w:p>
@@ -1219,9 +2731,9 @@
         </w:pict>
       </w:r>
     </w:p>
-    <w:bookmarkEnd w:id="14"/>
-    <w:bookmarkEnd w:id="15"/>
-    <w:bookmarkStart w:id="20" w:name="contest-workflow-time-management"/>
+    <w:bookmarkEnd w:id="18"/>
+    <w:bookmarkEnd w:id="19"/>
+    <w:bookmarkStart w:id="26" w:name="contest-workflow-time-management"/>
     <w:p>
       <w:pPr>
         <w:pStyle w:val="Heading2"/>
@@ -1239,18 +2751,18 @@
           <wp:inline>
             <wp:extent cx="5334000" cy="2695926"/>
             <wp:effectExtent b="0" l="0" r="0" t="0"/>
-            <wp:docPr descr="Contest strategy: scan all problems, solve easiest first, derive complexity from constraints, test edge cases, move on if stuck." title="" id="17" name="Picture"/>
+            <wp:docPr descr="Contest strategy: scan all problems, solve easiest first, derive complexity from constraints, test edge cases, move on if stuck." title="" id="21" name="Picture"/>
             <a:graphic>
               <a:graphicData uri="http://schemas.openxmlformats.org/drawingml/2006/picture">
                 <pic:pic>
                   <pic:nvPicPr>
-                    <pic:cNvPr descr="images/133_cp_strategy.png" id="18" name="Picture"/>
+                    <pic:cNvPr descr="images/133_cp_strategy.png" id="22" name="Picture"/>
                     <pic:cNvPicPr>
                       <a:picLocks noChangeArrowheads="1" noChangeAspect="1"/>
                     </pic:cNvPicPr>
                   </pic:nvPicPr>
                   <pic:blipFill>
-                    <a:blip r:embed="rId16"/>
+                    <a:blip r:embed="rId20"/>
                     <a:stretch>
                       <a:fillRect/>
                     </a:stretch>
@@ -1290,7 +2802,7 @@
         <w:pStyle w:val="Compact"/>
         <w:numPr>
           <w:ilvl w:val="0"/>
-          <w:numId w:val="1005"/>
+          <w:numId w:val="1009"/>
         </w:numPr>
       </w:pPr>
       <w:r>
@@ -1318,7 +2830,7 @@
         <w:pStyle w:val="Compact"/>
         <w:numPr>
           <w:ilvl w:val="0"/>
-          <w:numId w:val="1005"/>
+          <w:numId w:val="1009"/>
         </w:numPr>
       </w:pPr>
       <w:r>
@@ -1340,7 +2852,7 @@
         <w:pStyle w:val="Compact"/>
         <w:numPr>
           <w:ilvl w:val="0"/>
-          <w:numId w:val="1005"/>
+          <w:numId w:val="1009"/>
         </w:numPr>
       </w:pPr>
       <w:r>
@@ -1362,7 +2874,7 @@
         <w:pStyle w:val="Compact"/>
         <w:numPr>
           <w:ilvl w:val="0"/>
-          <w:numId w:val="1005"/>
+          <w:numId w:val="1009"/>
         </w:numPr>
       </w:pPr>
       <w:r>
@@ -1390,7 +2902,7 @@
         <w:pStyle w:val="Compact"/>
         <w:numPr>
           <w:ilvl w:val="0"/>
-          <w:numId w:val="1005"/>
+          <w:numId w:val="1009"/>
         </w:numPr>
       </w:pPr>
       <w:r>
@@ -1412,7 +2924,7 @@
         <w:pStyle w:val="Compact"/>
         <w:numPr>
           <w:ilvl w:val="0"/>
-          <w:numId w:val="1005"/>
+          <w:numId w:val="1009"/>
         </w:numPr>
       </w:pPr>
       <w:r>
@@ -1485,7 +2997,7 @@
         <w:t xml:space="preserve">attempted. Greedily grab the cheap points.</w:t>
       </w:r>
     </w:p>
-    <w:bookmarkStart w:id="19" w:name="mcqs-2"/>
+    <w:bookmarkStart w:id="23" w:name="mcqs-4"/>
     <w:p>
       <w:pPr>
         <w:pStyle w:val="Heading3"/>
@@ -1499,7 +3011,7 @@
         <w:pStyle w:val="Compact"/>
         <w:numPr>
           <w:ilvl w:val="0"/>
-          <w:numId w:val="1006"/>
+          <w:numId w:val="1010"/>
         </w:numPr>
       </w:pPr>
       <w:r>
@@ -1527,7 +3039,7 @@
         <w:pStyle w:val="Compact"/>
         <w:numPr>
           <w:ilvl w:val="0"/>
-          <w:numId w:val="1006"/>
+          <w:numId w:val="1010"/>
         </w:numPr>
       </w:pPr>
       <w:r>
@@ -1552,7 +3064,7 @@
         <w:pStyle w:val="Compact"/>
         <w:numPr>
           <w:ilvl w:val="0"/>
-          <w:numId w:val="1006"/>
+          <w:numId w:val="1010"/>
         </w:numPr>
       </w:pPr>
       <w:r>
@@ -1567,6 +3079,679 @@
           <w:bCs/>
         </w:rPr>
         <w:t xml:space="preserve">wrong-submission penalties</w:t>
+      </w:r>
+      <w:r>
+        <w:t xml:space="preserve">.</w:t>
+      </w:r>
+    </w:p>
+    <w:bookmarkEnd w:id="23"/>
+    <w:bookmarkStart w:id="24" w:name="a-how-to-debug-inside-a-contest-fast"/>
+    <w:p>
+      <w:pPr>
+        <w:pStyle w:val="Heading3"/>
+      </w:pPr>
+      <w:r>
+        <w:t xml:space="preserve">19.3a How to debug inside a contest (fast)</w:t>
+      </w:r>
+    </w:p>
+    <w:p>
+      <w:pPr>
+        <w:pStyle w:val="FirstParagraph"/>
+      </w:pPr>
+      <w:r>
+        <w:t xml:space="preserve">The verdict tells you</w:t>
+      </w:r>
+      <w:r>
+        <w:t xml:space="preserve"> </w:t>
+      </w:r>
+      <w:r>
+        <w:rPr>
+          <w:i/>
+          <w:iCs/>
+        </w:rPr>
+        <w:t xml:space="preserve">what kind</w:t>
+      </w:r>
+      <w:r>
+        <w:t xml:space="preserve"> </w:t>
+      </w:r>
+      <w:r>
+        <w:t xml:space="preserve">of bug it is — read it first:</w:t>
+      </w:r>
+    </w:p>
+    <w:tbl>
+      <w:tblPr>
+        <w:tblStyle w:val="Table"/>
+        <w:tblW w:type="pct" w:w="5000"/>
+        <w:tblLayout w:type="fixed"/>
+        <w:tblLook w:firstRow="1" w:lastRow="0" w:firstColumn="0" w:lastColumn="0" w:noHBand="0" w:noVBand="0" w:val="0020"/>
+      </w:tblPr>
+      <w:tblGrid>
+        <w:gridCol w:w="2640"/>
+        <w:gridCol w:w="2640"/>
+        <w:gridCol w:w="2640"/>
+      </w:tblGrid>
+      <w:tr>
+        <w:trPr>
+          <w:tblHeader w:val="on"/>
+        </w:trPr>
+        <w:tc>
+          <w:tcPr/>
+          <w:p>
+            <w:pPr>
+              <w:pStyle w:val="Compact"/>
+            </w:pPr>
+            <w:r>
+              <w:t xml:space="preserve">Verdict</w:t>
+            </w:r>
+          </w:p>
+        </w:tc>
+        <w:tc>
+          <w:tcPr/>
+          <w:p>
+            <w:pPr>
+              <w:pStyle w:val="Compact"/>
+            </w:pPr>
+            <w:r>
+              <w:t xml:space="preserve">Likely cause</w:t>
+            </w:r>
+          </w:p>
+        </w:tc>
+        <w:tc>
+          <w:tcPr/>
+          <w:p>
+            <w:pPr>
+              <w:pStyle w:val="Compact"/>
+            </w:pPr>
+            <w:r>
+              <w:t xml:space="preserve">First thing to check</w:t>
+            </w:r>
+          </w:p>
+        </w:tc>
+      </w:tr>
+      <w:tr>
+        <w:tc>
+          <w:tcPr/>
+          <w:p>
+            <w:pPr>
+              <w:pStyle w:val="Compact"/>
+            </w:pPr>
+            <w:r>
+              <w:rPr>
+                <w:b/>
+                <w:bCs/>
+              </w:rPr>
+              <w:t xml:space="preserve">WA</w:t>
+            </w:r>
+            <w:r>
+              <w:t xml:space="preserve"> </w:t>
+            </w:r>
+            <w:r>
+              <w:t xml:space="preserve">(wrong answer)</w:t>
+            </w:r>
+          </w:p>
+        </w:tc>
+        <w:tc>
+          <w:tcPr/>
+          <w:p>
+            <w:pPr>
+              <w:pStyle w:val="Compact"/>
+            </w:pPr>
+            <w:r>
+              <w:t xml:space="preserve">logic / edge case</w:t>
+            </w:r>
+          </w:p>
+        </w:tc>
+        <w:tc>
+          <w:tcPr/>
+          <w:p>
+            <w:pPr>
+              <w:pStyle w:val="Compact"/>
+            </w:pPr>
+            <w:r>
+              <w:t xml:space="preserve">re-read statement; test n=0/1, all-equal, max</w:t>
+            </w:r>
+          </w:p>
+        </w:tc>
+      </w:tr>
+      <w:tr>
+        <w:tc>
+          <w:tcPr/>
+          <w:p>
+            <w:pPr>
+              <w:pStyle w:val="Compact"/>
+            </w:pPr>
+            <w:r>
+              <w:rPr>
+                <w:b/>
+                <w:bCs/>
+              </w:rPr>
+              <w:t xml:space="preserve">TLE</w:t>
+            </w:r>
+            <w:r>
+              <w:t xml:space="preserve"> </w:t>
+            </w:r>
+            <w:r>
+              <w:t xml:space="preserve">(time limit)</w:t>
+            </w:r>
+          </w:p>
+        </w:tc>
+        <w:tc>
+          <w:tcPr/>
+          <w:p>
+            <w:pPr>
+              <w:pStyle w:val="Compact"/>
+            </w:pPr>
+            <w:r>
+              <w:t xml:space="preserve">wrong complexity or slow I/O</w:t>
+            </w:r>
+          </w:p>
+        </w:tc>
+        <w:tc>
+          <w:tcPr/>
+          <w:p>
+            <w:pPr>
+              <w:pStyle w:val="Compact"/>
+            </w:pPr>
+            <w:r>
+              <w:t xml:space="preserve">recheck §19.1 target; fast I/O;</w:t>
+            </w:r>
+            <w:r>
+              <w:t xml:space="preserve"> </w:t>
+            </w:r>
+            <w:r>
+              <w:rPr>
+                <w:rStyle w:val="VerbatimChar"/>
+              </w:rPr>
+              <w:t xml:space="preserve">endl</w:t>
+            </w:r>
+          </w:p>
+        </w:tc>
+      </w:tr>
+      <w:tr>
+        <w:tc>
+          <w:tcPr/>
+          <w:p>
+            <w:pPr>
+              <w:pStyle w:val="Compact"/>
+            </w:pPr>
+            <w:r>
+              <w:rPr>
+                <w:b/>
+                <w:bCs/>
+              </w:rPr>
+              <w:t xml:space="preserve">RE</w:t>
+            </w:r>
+            <w:r>
+              <w:t xml:space="preserve"> </w:t>
+            </w:r>
+            <w:r>
+              <w:t xml:space="preserve">(runtime error)</w:t>
+            </w:r>
+          </w:p>
+        </w:tc>
+        <w:tc>
+          <w:tcPr/>
+          <w:p>
+            <w:pPr>
+              <w:pStyle w:val="Compact"/>
+            </w:pPr>
+            <w:r>
+              <w:t xml:space="preserve">out-of-bounds / div-by-zero / stack</w:t>
+            </w:r>
+          </w:p>
+        </w:tc>
+        <w:tc>
+          <w:tcPr/>
+          <w:p>
+            <w:pPr>
+              <w:pStyle w:val="Compact"/>
+            </w:pPr>
+            <w:r>
+              <w:t xml:space="preserve">array sizes,</w:t>
+            </w:r>
+            <w:r>
+              <w:t xml:space="preserve"> </w:t>
+            </w:r>
+            <w:r>
+              <w:rPr>
+                <w:rStyle w:val="VerbatimChar"/>
+              </w:rPr>
+              <w:t xml:space="preserve">n+1</w:t>
+            </w:r>
+            <w:r>
+              <w:t xml:space="preserve">, deep recursion</w:t>
+            </w:r>
+          </w:p>
+        </w:tc>
+      </w:tr>
+      <w:tr>
+        <w:tc>
+          <w:tcPr/>
+          <w:p>
+            <w:pPr>
+              <w:pStyle w:val="Compact"/>
+            </w:pPr>
+            <w:r>
+              <w:rPr>
+                <w:b/>
+                <w:bCs/>
+              </w:rPr>
+              <w:t xml:space="preserve">MLE</w:t>
+            </w:r>
+            <w:r>
+              <w:t xml:space="preserve"> </w:t>
+            </w:r>
+            <w:r>
+              <w:t xml:space="preserve">(memory)</w:t>
+            </w:r>
+          </w:p>
+        </w:tc>
+        <w:tc>
+          <w:tcPr/>
+          <w:p>
+            <w:pPr>
+              <w:pStyle w:val="Compact"/>
+            </w:pPr>
+            <w:r>
+              <w:t xml:space="preserve">too-big arrays / recursion</w:t>
+            </w:r>
+          </w:p>
+        </w:tc>
+        <w:tc>
+          <w:tcPr/>
+          <w:p>
+            <w:pPr>
+              <w:pStyle w:val="Compact"/>
+            </w:pPr>
+            <w:r>
+              <w:t xml:space="preserve">reduce dimensions; iterative</w:t>
+            </w:r>
+          </w:p>
+        </w:tc>
+      </w:tr>
+    </w:tbl>
+    <w:p>
+      <w:pPr>
+        <w:pStyle w:val="BodyText"/>
+      </w:pPr>
+      <w:r>
+        <w:t xml:space="preserve">A tight debugging loop:</w:t>
+      </w:r>
+    </w:p>
+    <w:p>
+      <w:pPr>
+        <w:pStyle w:val="Compact"/>
+        <w:numPr>
+          <w:ilvl w:val="0"/>
+          <w:numId w:val="1011"/>
+        </w:numPr>
+      </w:pPr>
+      <w:r>
+        <w:rPr>
+          <w:b/>
+          <w:bCs/>
+        </w:rPr>
+        <w:t xml:space="preserve">Re-read the statement</w:t>
+      </w:r>
+      <w:r>
+        <w:t xml:space="preserve"> </w:t>
+      </w:r>
+      <w:r>
+        <w:t xml:space="preserve">— most WAs are a misread constraint or output format</w:t>
+      </w:r>
+      <w:r>
+        <w:t xml:space="preserve"> </w:t>
+      </w:r>
+      <w:r>
+        <w:t xml:space="preserve">(spaces, newlines,</w:t>
+      </w:r>
+      <w:r>
+        <w:t xml:space="preserve"> </w:t>
+      </w:r>
+      <w:r>
+        <w:t xml:space="preserve">“print YES/NO”</w:t>
+      </w:r>
+      <w:r>
+        <w:t xml:space="preserve"> </w:t>
+      </w:r>
+      <w:r>
+        <w:t xml:space="preserve">case), not a code bug.</w:t>
+      </w:r>
+    </w:p>
+    <w:p>
+      <w:pPr>
+        <w:pStyle w:val="Compact"/>
+        <w:numPr>
+          <w:ilvl w:val="0"/>
+          <w:numId w:val="1011"/>
+        </w:numPr>
+      </w:pPr>
+      <w:r>
+        <w:rPr>
+          <w:b/>
+          <w:bCs/>
+        </w:rPr>
+        <w:t xml:space="preserve">Test the given samples locally</w:t>
+      </w:r>
+      <w:r>
+        <w:t xml:space="preserve"> </w:t>
+      </w:r>
+      <w:r>
+        <w:t xml:space="preserve">— if a sample fails, the bug is easy to find.</w:t>
+      </w:r>
+    </w:p>
+    <w:p>
+      <w:pPr>
+        <w:pStyle w:val="Compact"/>
+        <w:numPr>
+          <w:ilvl w:val="0"/>
+          <w:numId w:val="1011"/>
+        </w:numPr>
+      </w:pPr>
+      <w:r>
+        <w:rPr>
+          <w:b/>
+          <w:bCs/>
+        </w:rPr>
+        <w:t xml:space="preserve">Stress test</w:t>
+      </w:r>
+      <w:r>
+        <w:t xml:space="preserve"> </w:t>
+      </w:r>
+      <w:r>
+        <w:t xml:space="preserve">when a WA has no obvious cause: write a tiny</w:t>
+      </w:r>
+      <w:r>
+        <w:t xml:space="preserve"> </w:t>
+      </w:r>
+      <w:r>
+        <w:rPr>
+          <w:b/>
+          <w:bCs/>
+        </w:rPr>
+        <w:t xml:space="preserve">brute force</w:t>
+      </w:r>
+      <w:r>
+        <w:t xml:space="preserve">,</w:t>
+      </w:r>
+      <w:r>
+        <w:t xml:space="preserve"> </w:t>
+      </w:r>
+      <w:r>
+        <w:t xml:space="preserve">generate random small inputs, and diff the two outputs until they disagree —</w:t>
+      </w:r>
+      <w:r>
+        <w:t xml:space="preserve"> </w:t>
+      </w:r>
+      <w:r>
+        <w:t xml:space="preserve">that first mismatch is a minimal failing case.</w:t>
+      </w:r>
+    </w:p>
+    <w:p>
+      <w:pPr>
+        <w:pStyle w:val="SourceCode"/>
+      </w:pPr>
+      <w:r>
+        <w:rPr>
+          <w:rStyle w:val="VerbatimChar"/>
+        </w:rPr>
+        <w:t xml:space="preserve"># stress-test loop (shell)</w:t>
+      </w:r>
+      <w:r>
+        <w:br/>
+      </w:r>
+      <w:r>
+        <w:rPr>
+          <w:rStyle w:val="VerbatimChar"/>
+        </w:rPr>
+        <w:t xml:space="preserve">while true; do</w:t>
+      </w:r>
+      <w:r>
+        <w:br/>
+      </w:r>
+      <w:r>
+        <w:rPr>
+          <w:rStyle w:val="VerbatimChar"/>
+        </w:rPr>
+        <w:t xml:space="preserve">    ./gen &gt; in.txt              # random small input</w:t>
+      </w:r>
+      <w:r>
+        <w:br/>
+      </w:r>
+      <w:r>
+        <w:rPr>
+          <w:rStyle w:val="VerbatimChar"/>
+        </w:rPr>
+        <w:t xml:space="preserve">    ./brute &lt; in.txt &gt; b.txt    # obviously-correct slow solution</w:t>
+      </w:r>
+      <w:r>
+        <w:br/>
+      </w:r>
+      <w:r>
+        <w:rPr>
+          <w:rStyle w:val="VerbatimChar"/>
+        </w:rPr>
+        <w:t xml:space="preserve">    ./fast  &lt; in.txt &gt; f.txt    # your suspect solution</w:t>
+      </w:r>
+      <w:r>
+        <w:br/>
+      </w:r>
+      <w:r>
+        <w:rPr>
+          <w:rStyle w:val="VerbatimChar"/>
+        </w:rPr>
+        <w:t xml:space="preserve">    diff b.txt f.txt || { echo "MISMATCH:"; cat in.txt; break; }</w:t>
+      </w:r>
+      <w:r>
+        <w:br/>
+      </w:r>
+      <w:r>
+        <w:rPr>
+          <w:rStyle w:val="VerbatimChar"/>
+        </w:rPr>
+        <w:t xml:space="preserve">done</w:t>
+      </w:r>
+    </w:p>
+    <w:p>
+      <w:pPr>
+        <w:pStyle w:val="Compact"/>
+        <w:numPr>
+          <w:ilvl w:val="0"/>
+          <w:numId w:val="1012"/>
+        </w:numPr>
+      </w:pPr>
+      <w:r>
+        <w:rPr>
+          <w:b/>
+          <w:bCs/>
+        </w:rPr>
+        <w:t xml:space="preserve">Add asserts / print intermediate state</w:t>
+      </w:r>
+      <w:r>
+        <w:t xml:space="preserve"> </w:t>
+      </w:r>
+      <w:r>
+        <w:t xml:space="preserve">on the failing case, not blindly.</w:t>
+      </w:r>
+    </w:p>
+    <w:p>
+      <w:pPr>
+        <w:pStyle w:val="Compact"/>
+        <w:numPr>
+          <w:ilvl w:val="0"/>
+          <w:numId w:val="1012"/>
+        </w:numPr>
+      </w:pPr>
+      <w:r>
+        <w:rPr>
+          <w:b/>
+          <w:bCs/>
+        </w:rPr>
+        <w:t xml:space="preserve">Binary-search the bug:</w:t>
+      </w:r>
+      <w:r>
+        <w:t xml:space="preserve"> </w:t>
+      </w:r>
+      <w:r>
+        <w:t xml:space="preserve">comment out halves of the logic to localise it.</w:t>
+      </w:r>
+    </w:p>
+    <w:p>
+      <w:pPr>
+        <w:pStyle w:val="BlockText"/>
+      </w:pPr>
+      <w:r>
+        <w:rPr>
+          <w:b/>
+          <w:bCs/>
+        </w:rPr>
+        <w:t xml:space="preserve">Memory hook:</w:t>
+      </w:r>
+      <w:r>
+        <w:t xml:space="preserve"> </w:t>
+      </w:r>
+      <w:r>
+        <w:t xml:space="preserve">the verdict names the</w:t>
+      </w:r>
+      <w:r>
+        <w:t xml:space="preserve"> </w:t>
+      </w:r>
+      <w:r>
+        <w:rPr>
+          <w:i/>
+          <w:iCs/>
+        </w:rPr>
+        <w:t xml:space="preserve">category</w:t>
+      </w:r>
+      <w:r>
+        <w:t xml:space="preserve">; samples + a stress test</w:t>
+      </w:r>
+      <w:r>
+        <w:t xml:space="preserve"> </w:t>
+      </w:r>
+      <w:r>
+        <w:t xml:space="preserve">against a brute force find the</w:t>
+      </w:r>
+      <w:r>
+        <w:t xml:space="preserve"> </w:t>
+      </w:r>
+      <w:r>
+        <w:rPr>
+          <w:i/>
+          <w:iCs/>
+        </w:rPr>
+        <w:t xml:space="preserve">exact</w:t>
+      </w:r>
+      <w:r>
+        <w:t xml:space="preserve"> </w:t>
+      </w:r>
+      <w:r>
+        <w:t xml:space="preserve">input that breaks you.</w:t>
+      </w:r>
+    </w:p>
+    <w:bookmarkEnd w:id="24"/>
+    <w:bookmarkStart w:id="25" w:name="mcqs-5"/>
+    <w:p>
+      <w:pPr>
+        <w:pStyle w:val="Heading3"/>
+      </w:pPr>
+      <w:r>
+        <w:t xml:space="preserve">MCQs</w:t>
+      </w:r>
+    </w:p>
+    <w:p>
+      <w:pPr>
+        <w:pStyle w:val="Compact"/>
+        <w:numPr>
+          <w:ilvl w:val="0"/>
+          <w:numId w:val="1013"/>
+        </w:numPr>
+      </w:pPr>
+      <w:r>
+        <w:t xml:space="preserve">WA with no obvious cause? →</w:t>
+      </w:r>
+      <w:r>
+        <w:t xml:space="preserve"> </w:t>
+      </w:r>
+      <w:r>
+        <w:rPr>
+          <w:b/>
+          <w:bCs/>
+        </w:rPr>
+        <w:t xml:space="preserve">stress test vs a brute force</w:t>
+      </w:r>
+      <w:r>
+        <w:t xml:space="preserve"> </w:t>
+      </w:r>
+      <w:r>
+        <w:t xml:space="preserve">to find a minimal</w:t>
+      </w:r>
+      <w:r>
+        <w:t xml:space="preserve"> </w:t>
+      </w:r>
+      <w:r>
+        <w:t xml:space="preserve">case.</w:t>
+      </w:r>
+    </w:p>
+    <w:p>
+      <w:pPr>
+        <w:pStyle w:val="Compact"/>
+        <w:numPr>
+          <w:ilvl w:val="0"/>
+          <w:numId w:val="1013"/>
+        </w:numPr>
+      </w:pPr>
+      <w:r>
+        <w:t xml:space="preserve">RE most often means? →</w:t>
+      </w:r>
+      <w:r>
+        <w:t xml:space="preserve"> </w:t>
+      </w:r>
+      <w:r>
+        <w:rPr>
+          <w:b/>
+          <w:bCs/>
+        </w:rPr>
+        <w:t xml:space="preserve">out-of-bounds / bad array size / deep recursion</w:t>
+      </w:r>
+      <w:r>
+        <w:t xml:space="preserve">.</w:t>
+      </w:r>
+    </w:p>
+    <w:p>
+      <w:pPr>
+        <w:pStyle w:val="Compact"/>
+        <w:numPr>
+          <w:ilvl w:val="0"/>
+          <w:numId w:val="1013"/>
+        </w:numPr>
+      </w:pPr>
+      <w:r>
+        <w:t xml:space="preserve">First response to any wrong verdict? →</w:t>
+      </w:r>
+      <w:r>
+        <w:t xml:space="preserve"> </w:t>
+      </w:r>
+      <w:r>
+        <w:rPr>
+          <w:b/>
+          <w:bCs/>
+        </w:rPr>
+        <w:t xml:space="preserve">re-read the statement / output</w:t>
+      </w:r>
+      <w:r>
+        <w:rPr>
+          <w:b/>
+          <w:bCs/>
+        </w:rPr>
+        <w:t xml:space="preserve"> </w:t>
+      </w:r>
+      <w:r>
+        <w:rPr>
+          <w:b/>
+          <w:bCs/>
+        </w:rPr>
+        <w:t xml:space="preserve">format</w:t>
       </w:r>
       <w:r>
         <w:t xml:space="preserve">.</w:t>
@@ -1579,9 +3764,9 @@
         </w:pict>
       </w:r>
     </w:p>
-    <w:bookmarkEnd w:id="19"/>
-    <w:bookmarkEnd w:id="20"/>
-    <w:bookmarkStart w:id="22" w:name="common-pitfalls-lose-the-problem-bugs"/>
+    <w:bookmarkEnd w:id="25"/>
+    <w:bookmarkEnd w:id="26"/>
+    <w:bookmarkStart w:id="30" w:name="common-pitfalls-lose-the-problem-bugs"/>
     <w:p>
       <w:pPr>
         <w:pStyle w:val="Heading2"/>
@@ -1595,7 +3780,7 @@
         <w:pStyle w:val="Compact"/>
         <w:numPr>
           <w:ilvl w:val="0"/>
-          <w:numId w:val="1007"/>
+          <w:numId w:val="1014"/>
         </w:numPr>
       </w:pPr>
       <w:r>
@@ -1617,7 +3802,7 @@
         <w:pStyle w:val="Compact"/>
         <w:numPr>
           <w:ilvl w:val="0"/>
-          <w:numId w:val="1007"/>
+          <w:numId w:val="1014"/>
         </w:numPr>
       </w:pPr>
       <w:r>
@@ -1639,7 +3824,7 @@
         <w:pStyle w:val="Compact"/>
         <w:numPr>
           <w:ilvl w:val="0"/>
-          <w:numId w:val="1007"/>
+          <w:numId w:val="1014"/>
         </w:numPr>
       </w:pPr>
       <w:r>
@@ -1667,7 +3852,7 @@
         <w:pStyle w:val="Compact"/>
         <w:numPr>
           <w:ilvl w:val="0"/>
-          <w:numId w:val="1007"/>
+          <w:numId w:val="1014"/>
         </w:numPr>
       </w:pPr>
       <w:r>
@@ -1689,7 +3874,7 @@
         <w:pStyle w:val="Compact"/>
         <w:numPr>
           <w:ilvl w:val="0"/>
-          <w:numId w:val="1007"/>
+          <w:numId w:val="1014"/>
         </w:numPr>
       </w:pPr>
       <w:r>
@@ -1711,7 +3896,7 @@
         <w:pStyle w:val="Compact"/>
         <w:numPr>
           <w:ilvl w:val="0"/>
-          <w:numId w:val="1007"/>
+          <w:numId w:val="1014"/>
         </w:numPr>
       </w:pPr>
       <w:r>
@@ -1739,7 +3924,7 @@
         <w:pStyle w:val="Compact"/>
         <w:numPr>
           <w:ilvl w:val="0"/>
-          <w:numId w:val="1007"/>
+          <w:numId w:val="1014"/>
         </w:numPr>
       </w:pPr>
       <w:r>
@@ -1761,7 +3946,7 @@
         <w:pStyle w:val="Compact"/>
         <w:numPr>
           <w:ilvl w:val="0"/>
-          <w:numId w:val="1007"/>
+          <w:numId w:val="1014"/>
         </w:numPr>
       </w:pPr>
       <w:r>
@@ -1778,7 +3963,7 @@
         <w:t xml:space="preserve">(counts, 0- vs 1-indexed).</w:t>
       </w:r>
     </w:p>
-    <w:bookmarkStart w:id="21" w:name="mcqs-3"/>
+    <w:bookmarkStart w:id="27" w:name="mcqs-6"/>
     <w:p>
       <w:pPr>
         <w:pStyle w:val="Heading3"/>
@@ -1792,7 +3977,7 @@
         <w:pStyle w:val="Compact"/>
         <w:numPr>
           <w:ilvl w:val="0"/>
-          <w:numId w:val="1008"/>
+          <w:numId w:val="1015"/>
         </w:numPr>
       </w:pPr>
       <w:r>
@@ -1820,7 +4005,7 @@
         <w:pStyle w:val="Compact"/>
         <w:numPr>
           <w:ilvl w:val="0"/>
-          <w:numId w:val="1008"/>
+          <w:numId w:val="1015"/>
         </w:numPr>
       </w:pPr>
       <w:r>
@@ -1848,7 +4033,7 @@
         <w:pStyle w:val="Compact"/>
         <w:numPr>
           <w:ilvl w:val="0"/>
-          <w:numId w:val="1008"/>
+          <w:numId w:val="1015"/>
         </w:numPr>
       </w:pPr>
       <w:r>
@@ -1869,6 +4054,579 @@
       </w:r>
       <w:r>
         <w:t xml:space="preserve">or integers.</w:t>
+      </w:r>
+    </w:p>
+    <w:bookmarkEnd w:id="27"/>
+    <w:bookmarkStart w:id="28" w:name="Xf58537c50b221076a60b825f68e0fab2f7f1940"/>
+    <w:p>
+      <w:pPr>
+        <w:pStyle w:val="Heading3"/>
+      </w:pPr>
+      <w:r>
+        <w:t xml:space="preserve">19.4a Pre-submit checklist (run this every time)</w:t>
+      </w:r>
+    </w:p>
+    <w:p>
+      <w:pPr>
+        <w:pStyle w:val="FirstParagraph"/>
+      </w:pPr>
+      <w:r>
+        <w:t xml:space="preserve">Before you hit submit, sweep this list — it catches the bugs above</w:t>
+      </w:r>
+      <w:r>
+        <w:t xml:space="preserve"> </w:t>
+      </w:r>
+      <w:r>
+        <w:rPr>
+          <w:i/>
+          <w:iCs/>
+        </w:rPr>
+        <w:t xml:space="preserve">before</w:t>
+      </w:r>
+      <w:r>
+        <w:t xml:space="preserve"> </w:t>
+      </w:r>
+      <w:r>
+        <w:t xml:space="preserve">the</w:t>
+      </w:r>
+      <w:r>
+        <w:t xml:space="preserve"> </w:t>
+      </w:r>
+      <w:r>
+        <w:t xml:space="preserve">penalty:</w:t>
+      </w:r>
+    </w:p>
+    <w:p>
+      <w:pPr>
+        <w:pStyle w:val="SourceCode"/>
+      </w:pPr>
+      <w:r>
+        <w:rPr>
+          <w:rStyle w:val="VerbatimChar"/>
+        </w:rPr>
+        <w:t xml:space="preserve">OVERFLOW</w:t>
+      </w:r>
+      <w:r>
+        <w:br/>
+      </w:r>
+      <w:r>
+        <w:rPr>
+          <w:rStyle w:val="VerbatimChar"/>
+        </w:rPr>
+        <w:t xml:space="preserve">  [ ] any product/sum &gt; 2e9 ?  -&gt; long long (C++) / long (Java)</w:t>
+      </w:r>
+      <w:r>
+        <w:br/>
+      </w:r>
+      <w:r>
+        <w:rPr>
+          <w:rStyle w:val="VerbatimChar"/>
+        </w:rPr>
+        <w:t xml:space="preserve">  [ ] a*b in a mod problem ?   -&gt; cast to long long BEFORE multiplying</w:t>
+      </w:r>
+      <w:r>
+        <w:br/>
+      </w:r>
+      <w:r>
+        <w:rPr>
+          <w:rStyle w:val="VerbatimChar"/>
+        </w:rPr>
+        <w:t xml:space="preserve">  [ ] mid = (l+r)/2 overflow ? -&gt; mid = l + (r-l)/2</w:t>
+      </w:r>
+      <w:r>
+        <w:br/>
+      </w:r>
+      <w:r>
+        <w:br/>
+      </w:r>
+      <w:r>
+        <w:rPr>
+          <w:rStyle w:val="VerbatimChar"/>
+        </w:rPr>
+        <w:t xml:space="preserve">OFF-BY-ONE / INDEXING</w:t>
+      </w:r>
+      <w:r>
+        <w:br/>
+      </w:r>
+      <w:r>
+        <w:rPr>
+          <w:rStyle w:val="VerbatimChar"/>
+        </w:rPr>
+        <w:t xml:space="preserve">  [ ] 0-indexed vs 1-indexed consistent everywhere?</w:t>
+      </w:r>
+      <w:r>
+        <w:br/>
+      </w:r>
+      <w:r>
+        <w:rPr>
+          <w:rStyle w:val="VerbatimChar"/>
+        </w:rPr>
+        <w:t xml:space="preserve">  [ ] loop bounds:  &lt; n  vs  &lt;= n ?  arrays sized n or n+1 ?</w:t>
+      </w:r>
+      <w:r>
+        <w:br/>
+      </w:r>
+      <w:r>
+        <w:rPr>
+          <w:rStyle w:val="VerbatimChar"/>
+        </w:rPr>
+        <w:t xml:space="preserve">  [ ] binary search:  is the search space [l, r] or [l, r) ?  which end moves?</w:t>
+      </w:r>
+      <w:r>
+        <w:br/>
+      </w:r>
+      <w:r>
+        <w:rPr>
+          <w:rStyle w:val="VerbatimChar"/>
+        </w:rPr>
+        <w:t xml:space="preserve">  [ ] substring/prefix ranges inclusive or exclusive?</w:t>
+      </w:r>
+      <w:r>
+        <w:br/>
+      </w:r>
+      <w:r>
+        <w:br/>
+      </w:r>
+      <w:r>
+        <w:rPr>
+          <w:rStyle w:val="VerbatimChar"/>
+        </w:rPr>
+        <w:t xml:space="preserve">EDGE CASES</w:t>
+      </w:r>
+      <w:r>
+        <w:br/>
+      </w:r>
+      <w:r>
+        <w:rPr>
+          <w:rStyle w:val="VerbatimChar"/>
+        </w:rPr>
+        <w:t xml:space="preserve">  [ ] n = 0 ?  n = 1 ?  empty input/line ?</w:t>
+      </w:r>
+      <w:r>
+        <w:br/>
+      </w:r>
+      <w:r>
+        <w:rPr>
+          <w:rStyle w:val="VerbatimChar"/>
+        </w:rPr>
+        <w:t xml:space="preserve">  [ ] all elements equal / all zero / all negative ?</w:t>
+      </w:r>
+      <w:r>
+        <w:br/>
+      </w:r>
+      <w:r>
+        <w:rPr>
+          <w:rStyle w:val="VerbatimChar"/>
+        </w:rPr>
+        <w:t xml:space="preserve">  [ ] max bound (e.g. n = 1e5, a_i = 1e9) — does it still fit / finish in time?</w:t>
+      </w:r>
+      <w:r>
+        <w:br/>
+      </w:r>
+      <w:r>
+        <w:rPr>
+          <w:rStyle w:val="VerbatimChar"/>
+        </w:rPr>
+        <w:t xml:space="preserve">  [ ] single query / single element range ?</w:t>
+      </w:r>
+      <w:r>
+        <w:br/>
+      </w:r>
+      <w:r>
+        <w:br/>
+      </w:r>
+      <w:r>
+        <w:rPr>
+          <w:rStyle w:val="VerbatimChar"/>
+        </w:rPr>
+        <w:t xml:space="preserve">STATE (multi-testcase)</w:t>
+      </w:r>
+      <w:r>
+        <w:br/>
+      </w:r>
+      <w:r>
+        <w:rPr>
+          <w:rStyle w:val="VerbatimChar"/>
+        </w:rPr>
+        <w:t xml:space="preserve">  [ ] cleared every global array / map / counter between test cases?</w:t>
+      </w:r>
+      <w:r>
+        <w:br/>
+      </w:r>
+      <w:r>
+        <w:rPr>
+          <w:rStyle w:val="VerbatimChar"/>
+        </w:rPr>
+        <w:t xml:space="preserve">  [ ] reset `answer`, visited[], and any accumulator?</w:t>
+      </w:r>
+      <w:r>
+        <w:br/>
+      </w:r>
+      <w:r>
+        <w:br/>
+      </w:r>
+      <w:r>
+        <w:rPr>
+          <w:rStyle w:val="VerbatimChar"/>
+        </w:rPr>
+        <w:t xml:space="preserve">OUTPUT FORMAT</w:t>
+      </w:r>
+      <w:r>
+        <w:br/>
+      </w:r>
+      <w:r>
+        <w:rPr>
+          <w:rStyle w:val="VerbatimChar"/>
+        </w:rPr>
+        <w:t xml:space="preserve">  [ ] exact spacing / newlines ?  "YES"/"Yes" case as the statement says ?</w:t>
+      </w:r>
+      <w:r>
+        <w:br/>
+      </w:r>
+      <w:r>
+        <w:rPr>
+          <w:rStyle w:val="VerbatimChar"/>
+        </w:rPr>
+        <w:t xml:space="preserve">  [ ] printed all t answers (not just the last) ?</w:t>
+      </w:r>
+    </w:p>
+    <w:p>
+      <w:pPr>
+        <w:pStyle w:val="Compact"/>
+        <w:numPr>
+          <w:ilvl w:val="0"/>
+          <w:numId w:val="1016"/>
+        </w:numPr>
+      </w:pPr>
+      <w:r>
+        <w:rPr>
+          <w:b/>
+          <w:bCs/>
+        </w:rPr>
+        <w:t xml:space="preserve">The classic overflow trap:</w:t>
+      </w:r>
+      <w:r>
+        <w:t xml:space="preserve"> </w:t>
+      </w:r>
+      <w:r>
+        <w:rPr>
+          <w:rStyle w:val="VerbatimChar"/>
+        </w:rPr>
+        <w:t xml:space="preserve">int a, b;  long long p = a * b;</w:t>
+      </w:r>
+      <w:r>
+        <w:t xml:space="preserve"> </w:t>
+      </w:r>
+      <w:r>
+        <w:t xml:space="preserve">still overflows</w:t>
+      </w:r>
+      <w:r>
+        <w:t xml:space="preserve"> </w:t>
+      </w:r>
+      <w:r>
+        <w:t xml:space="preserve">— the multiply happens in</w:t>
+      </w:r>
+      <w:r>
+        <w:t xml:space="preserve"> </w:t>
+      </w:r>
+      <w:r>
+        <w:rPr>
+          <w:rStyle w:val="VerbatimChar"/>
+        </w:rPr>
+        <w:t xml:space="preserve">int</w:t>
+      </w:r>
+      <w:r>
+        <w:t xml:space="preserve"> </w:t>
+      </w:r>
+      <w:r>
+        <w:rPr>
+          <w:i/>
+          <w:iCs/>
+        </w:rPr>
+        <w:t xml:space="preserve">first</w:t>
+      </w:r>
+      <w:r>
+        <w:t xml:space="preserve">. Fix:</w:t>
+      </w:r>
+      <w:r>
+        <w:t xml:space="preserve"> </w:t>
+      </w:r>
+      <w:r>
+        <w:rPr>
+          <w:rStyle w:val="VerbatimChar"/>
+        </w:rPr>
+        <w:t xml:space="preserve">(long long)a * b</w:t>
+      </w:r>
+      <w:r>
+        <w:t xml:space="preserve">.</w:t>
+      </w:r>
+    </w:p>
+    <w:p>
+      <w:pPr>
+        <w:pStyle w:val="Compact"/>
+        <w:numPr>
+          <w:ilvl w:val="0"/>
+          <w:numId w:val="1016"/>
+        </w:numPr>
+      </w:pPr>
+      <w:r>
+        <w:rPr>
+          <w:b/>
+          <w:bCs/>
+        </w:rPr>
+        <w:t xml:space="preserve">The classic binary-search off-by-one:</w:t>
+      </w:r>
+      <w:r>
+        <w:t xml:space="preserve"> </w:t>
+      </w:r>
+      <w:r>
+        <w:t xml:space="preserve">decide up front whether your interval</w:t>
+      </w:r>
+      <w:r>
+        <w:t xml:space="preserve"> </w:t>
+      </w:r>
+      <w:r>
+        <w:t xml:space="preserve">is</w:t>
+      </w:r>
+      <w:r>
+        <w:t xml:space="preserve"> </w:t>
+      </w:r>
+      <w:r>
+        <w:rPr>
+          <w:rStyle w:val="VerbatimChar"/>
+        </w:rPr>
+        <w:t xml:space="preserve">[l, r]</w:t>
+      </w:r>
+      <w:r>
+        <w:t xml:space="preserve"> </w:t>
+      </w:r>
+      <w:r>
+        <w:t xml:space="preserve">(both inclusive) or</w:t>
+      </w:r>
+      <w:r>
+        <w:t xml:space="preserve"> </w:t>
+      </w:r>
+      <w:r>
+        <w:rPr>
+          <w:rStyle w:val="VerbatimChar"/>
+        </w:rPr>
+        <w:t xml:space="preserve">[l, r)</w:t>
+      </w:r>
+      <w:r>
+        <w:t xml:space="preserve"> </w:t>
+      </w:r>
+      <w:r>
+        <w:t xml:space="preserve">and keep the update (</w:t>
+      </w:r>
+      <w:r>
+        <w:rPr>
+          <w:rStyle w:val="VerbatimChar"/>
+        </w:rPr>
+        <w:t xml:space="preserve">l = mid+1</w:t>
+      </w:r>
+      <w:r>
+        <w:t xml:space="preserve"> </w:t>
+      </w:r>
+      <w:r>
+        <w:t xml:space="preserve">vs</w:t>
+      </w:r>
+      <w:r>
+        <w:t xml:space="preserve"> </w:t>
+      </w:r>
+      <w:r>
+        <w:rPr>
+          <w:rStyle w:val="VerbatimChar"/>
+        </w:rPr>
+        <w:t xml:space="preserve">r = mid</w:t>
+      </w:r>
+      <w:r>
+        <w:t xml:space="preserve">) consistent with that choice (Module 12).</w:t>
+      </w:r>
+    </w:p>
+    <w:p>
+      <w:pPr>
+        <w:pStyle w:val="BlockText"/>
+      </w:pPr>
+      <w:r>
+        <w:rPr>
+          <w:b/>
+          <w:bCs/>
+        </w:rPr>
+        <w:t xml:space="preserve">Memory hook:</w:t>
+      </w:r>
+      <w:r>
+        <w:t xml:space="preserve"> </w:t>
+      </w:r>
+      <w:r>
+        <w:rPr>
+          <w:i/>
+          <w:iCs/>
+        </w:rPr>
+        <w:t xml:space="preserve">overflow, off-by-one, edges, reset, format</w:t>
+      </w:r>
+      <w:r>
+        <w:t xml:space="preserve"> </w:t>
+      </w:r>
+      <w:r>
+        <w:t xml:space="preserve">— five checks, ten</w:t>
+      </w:r>
+      <w:r>
+        <w:t xml:space="preserve"> </w:t>
+      </w:r>
+      <w:r>
+        <w:t xml:space="preserve">seconds, saves a penalty.</w:t>
+      </w:r>
+    </w:p>
+    <w:bookmarkEnd w:id="28"/>
+    <w:bookmarkStart w:id="29" w:name="mcqs-7"/>
+    <w:p>
+      <w:pPr>
+        <w:pStyle w:val="Heading3"/>
+      </w:pPr>
+      <w:r>
+        <w:t xml:space="preserve">MCQs</w:t>
+      </w:r>
+    </w:p>
+    <w:p>
+      <w:pPr>
+        <w:pStyle w:val="Compact"/>
+        <w:numPr>
+          <w:ilvl w:val="0"/>
+          <w:numId w:val="1017"/>
+        </w:numPr>
+      </w:pPr>
+      <w:r>
+        <w:rPr>
+          <w:rStyle w:val="VerbatimChar"/>
+        </w:rPr>
+        <w:t xml:space="preserve">int a,b; long long p = a*b;</w:t>
+      </w:r>
+      <w:r>
+        <w:t xml:space="preserve"> </w:t>
+      </w:r>
+      <w:r>
+        <w:t xml:space="preserve">bug? →</w:t>
+      </w:r>
+      <w:r>
+        <w:t xml:space="preserve"> </w:t>
+      </w:r>
+      <w:r>
+        <w:rPr>
+          <w:b/>
+          <w:bCs/>
+        </w:rPr>
+        <w:t xml:space="preserve">multiply is done in</w:t>
+      </w:r>
+      <w:r>
+        <w:rPr>
+          <w:b/>
+          <w:bCs/>
+        </w:rPr>
+        <w:t xml:space="preserve"> </w:t>
+      </w:r>
+      <w:r>
+        <w:rPr>
+          <w:rStyle w:val="VerbatimChar"/>
+          <w:b/>
+          <w:bCs/>
+        </w:rPr>
+        <w:t xml:space="preserve">int</w:t>
+      </w:r>
+      <w:r>
+        <w:rPr>
+          <w:b/>
+          <w:bCs/>
+        </w:rPr>
+        <w:t xml:space="preserve"> </w:t>
+      </w:r>
+      <w:r>
+        <w:rPr>
+          <w:b/>
+          <w:bCs/>
+        </w:rPr>
+        <w:t xml:space="preserve">first</w:t>
+      </w:r>
+      <w:r>
+        <w:rPr>
+          <w:b/>
+          <w:bCs/>
+        </w:rPr>
+        <w:t xml:space="preserve"> </w:t>
+      </w:r>
+      <w:r>
+        <w:rPr>
+          <w:b/>
+          <w:bCs/>
+        </w:rPr>
+        <w:t xml:space="preserve">(overflow)</w:t>
+      </w:r>
+      <w:r>
+        <w:t xml:space="preserve">; cast first.</w:t>
+      </w:r>
+    </w:p>
+    <w:p>
+      <w:pPr>
+        <w:pStyle w:val="Compact"/>
+        <w:numPr>
+          <w:ilvl w:val="0"/>
+          <w:numId w:val="1017"/>
+        </w:numPr>
+      </w:pPr>
+      <w:r>
+        <w:t xml:space="preserve">Overflow-safe midpoint? →</w:t>
+      </w:r>
+      <w:r>
+        <w:t xml:space="preserve"> </w:t>
+      </w:r>
+      <w:r>
+        <w:rPr>
+          <w:rStyle w:val="VerbatimChar"/>
+          <w:b/>
+          <w:bCs/>
+        </w:rPr>
+        <w:t xml:space="preserve">mid = l + (r-l)/2</w:t>
+      </w:r>
+      <w:r>
+        <w:t xml:space="preserve">.</w:t>
+      </w:r>
+    </w:p>
+    <w:p>
+      <w:pPr>
+        <w:pStyle w:val="Compact"/>
+        <w:numPr>
+          <w:ilvl w:val="0"/>
+          <w:numId w:val="1017"/>
+        </w:numPr>
+      </w:pPr>
+      <w:r>
+        <w:t xml:space="preserve">Cheapest way to avoid a WA on the last subtask? →</w:t>
+      </w:r>
+      <w:r>
+        <w:t xml:space="preserve"> </w:t>
+      </w:r>
+      <w:r>
+        <w:rPr>
+          <w:b/>
+          <w:bCs/>
+        </w:rPr>
+        <w:t xml:space="preserve">run the pre-submit</w:t>
+      </w:r>
+      <w:r>
+        <w:rPr>
+          <w:b/>
+          <w:bCs/>
+        </w:rPr>
+        <w:t xml:space="preserve"> </w:t>
+      </w:r>
+      <w:r>
+        <w:rPr>
+          <w:b/>
+          <w:bCs/>
+        </w:rPr>
+        <w:t xml:space="preserve">checklist (edges + reset + format)</w:t>
+      </w:r>
+      <w:r>
+        <w:t xml:space="preserve">.</w:t>
       </w:r>
     </w:p>
     <w:p>
@@ -1878,9 +4636,9 @@
         </w:pict>
       </w:r>
     </w:p>
-    <w:bookmarkEnd w:id="21"/>
-    <w:bookmarkEnd w:id="22"/>
-    <w:bookmarkStart w:id="25" w:name="platform-patterns"/>
+    <w:bookmarkEnd w:id="29"/>
+    <w:bookmarkEnd w:id="30"/>
+    <w:bookmarkStart w:id="33" w:name="platform-patterns"/>
     <w:p>
       <w:pPr>
         <w:pStyle w:val="Heading2"/>
@@ -1894,7 +4652,7 @@
         <w:pStyle w:val="Compact"/>
         <w:numPr>
           <w:ilvl w:val="0"/>
-          <w:numId w:val="1009"/>
+          <w:numId w:val="1018"/>
         </w:numPr>
       </w:pPr>
       <w:r>
@@ -1990,7 +4748,7 @@
         <w:pStyle w:val="Compact"/>
         <w:numPr>
           <w:ilvl w:val="0"/>
-          <w:numId w:val="1009"/>
+          <w:numId w:val="1018"/>
         </w:numPr>
       </w:pPr>
       <w:r>
@@ -2018,7 +4776,7 @@
         <w:pStyle w:val="Compact"/>
         <w:numPr>
           <w:ilvl w:val="0"/>
-          <w:numId w:val="1009"/>
+          <w:numId w:val="1018"/>
         </w:numPr>
       </w:pPr>
       <w:r>
@@ -2075,7 +4833,7 @@
         <w:pStyle w:val="Compact"/>
         <w:numPr>
           <w:ilvl w:val="0"/>
-          <w:numId w:val="1009"/>
+          <w:numId w:val="1018"/>
         </w:numPr>
       </w:pPr>
       <w:r>
@@ -2098,7 +4856,7 @@
         <w:t xml:space="preserve">accuracy.</w:t>
       </w:r>
     </w:p>
-    <w:bookmarkStart w:id="23" w:name="practice-approach"/>
+    <w:bookmarkStart w:id="31" w:name="practice-approach"/>
     <w:p>
       <w:pPr>
         <w:pStyle w:val="Heading3"/>
@@ -2112,7 +4870,7 @@
         <w:pStyle w:val="Compact"/>
         <w:numPr>
           <w:ilvl w:val="0"/>
-          <w:numId w:val="1010"/>
+          <w:numId w:val="1019"/>
         </w:numPr>
       </w:pPr>
       <w:r>
@@ -2156,7 +4914,7 @@
         <w:pStyle w:val="Compact"/>
         <w:numPr>
           <w:ilvl w:val="0"/>
-          <w:numId w:val="1010"/>
+          <w:numId w:val="1019"/>
         </w:numPr>
       </w:pPr>
       <w:r>
@@ -2203,7 +4961,7 @@
         <w:pStyle w:val="Compact"/>
         <w:numPr>
           <w:ilvl w:val="0"/>
-          <w:numId w:val="1010"/>
+          <w:numId w:val="1019"/>
         </w:numPr>
       </w:pPr>
       <w:r>
@@ -2235,8 +4993,215 @@
         <w:t xml:space="preserve">.</w:t>
       </w:r>
     </w:p>
-    <w:bookmarkEnd w:id="23"/>
-    <w:bookmarkStart w:id="24" w:name="mcqs-4"/>
+    <w:p>
+      <w:pPr>
+        <w:pStyle w:val="FirstParagraph"/>
+      </w:pPr>
+      <w:r>
+        <w:rPr>
+          <w:b/>
+          <w:bCs/>
+        </w:rPr>
+        <w:t xml:space="preserve">Upsolving done right</w:t>
+      </w:r>
+      <w:r>
+        <w:t xml:space="preserve"> </w:t>
+      </w:r>
+      <w:r>
+        <w:t xml:space="preserve">(the highest-ROI habit in CP):</w:t>
+      </w:r>
+    </w:p>
+    <w:p>
+      <w:pPr>
+        <w:pStyle w:val="Compact"/>
+        <w:numPr>
+          <w:ilvl w:val="0"/>
+          <w:numId w:val="1020"/>
+        </w:numPr>
+      </w:pPr>
+      <w:r>
+        <w:t xml:space="preserve">Right after the contest,</w:t>
+      </w:r>
+      <w:r>
+        <w:t xml:space="preserve"> </w:t>
+      </w:r>
+      <w:r>
+        <w:rPr>
+          <w:b/>
+          <w:bCs/>
+        </w:rPr>
+        <w:t xml:space="preserve">retry the first problem you couldn’t solve</w:t>
+      </w:r>
+      <w:r>
+        <w:t xml:space="preserve"> </w:t>
+      </w:r>
+      <w:r>
+        <w:t xml:space="preserve">on your</w:t>
+      </w:r>
+      <w:r>
+        <w:t xml:space="preserve"> </w:t>
+      </w:r>
+      <w:r>
+        <w:t xml:space="preserve">own — no editorial yet. A fresh, no-clock attempt teaches the most.</w:t>
+      </w:r>
+    </w:p>
+    <w:p>
+      <w:pPr>
+        <w:pStyle w:val="Compact"/>
+        <w:numPr>
+          <w:ilvl w:val="0"/>
+          <w:numId w:val="1020"/>
+        </w:numPr>
+      </w:pPr>
+      <w:r>
+        <w:t xml:space="preserve">Only after you are truly stuck, read the editorial</w:t>
+      </w:r>
+      <w:r>
+        <w:t xml:space="preserve"> </w:t>
+      </w:r>
+      <w:r>
+        <w:rPr>
+          <w:b/>
+          <w:bCs/>
+        </w:rPr>
+        <w:t xml:space="preserve">up to the key idea</w:t>
+      </w:r>
+      <w:r>
+        <w:t xml:space="preserve">, then</w:t>
+      </w:r>
+      <w:r>
+        <w:t xml:space="preserve"> </w:t>
+      </w:r>
+      <w:r>
+        <w:t xml:space="preserve">close it and finish the implementation yourself.</w:t>
+      </w:r>
+    </w:p>
+    <w:p>
+      <w:pPr>
+        <w:pStyle w:val="Compact"/>
+        <w:numPr>
+          <w:ilvl w:val="0"/>
+          <w:numId w:val="1020"/>
+        </w:numPr>
+      </w:pPr>
+      <w:r>
+        <w:rPr>
+          <w:b/>
+          <w:bCs/>
+        </w:rPr>
+        <w:t xml:space="preserve">Implement and get it accepted</w:t>
+      </w:r>
+      <w:r>
+        <w:t xml:space="preserve"> </w:t>
+      </w:r>
+      <w:r>
+        <w:t xml:space="preserve">— reading the solution is not learning; typing</w:t>
+      </w:r>
+      <w:r>
+        <w:t xml:space="preserve"> </w:t>
+      </w:r>
+      <w:r>
+        <w:t xml:space="preserve">it and passing tests is.</w:t>
+      </w:r>
+    </w:p>
+    <w:p>
+      <w:pPr>
+        <w:pStyle w:val="Compact"/>
+        <w:numPr>
+          <w:ilvl w:val="0"/>
+          <w:numId w:val="1020"/>
+        </w:numPr>
+      </w:pPr>
+      <w:r>
+        <w:t xml:space="preserve">Write one line in your notes:</w:t>
+      </w:r>
+      <w:r>
+        <w:t xml:space="preserve"> </w:t>
+      </w:r>
+      <w:r>
+        <w:rPr>
+          <w:i/>
+          <w:iCs/>
+        </w:rPr>
+        <w:t xml:space="preserve">what signal should have told me the technique?</w:t>
+      </w:r>
+      <w:r>
+        <w:t xml:space="preserve"> </w:t>
+      </w:r>
+      <w:r>
+        <w:t xml:space="preserve">(This feeds your Pattern Recognition instincts.)</w:t>
+      </w:r>
+    </w:p>
+    <w:p>
+      <w:pPr>
+        <w:pStyle w:val="Compact"/>
+        <w:numPr>
+          <w:ilvl w:val="0"/>
+          <w:numId w:val="1020"/>
+        </w:numPr>
+      </w:pPr>
+      <w:r>
+        <w:t xml:space="preserve">Revisit the problem</w:t>
+      </w:r>
+      <w:r>
+        <w:t xml:space="preserve"> </w:t>
+      </w:r>
+      <w:r>
+        <w:rPr>
+          <w:b/>
+          <w:bCs/>
+        </w:rPr>
+        <w:t xml:space="preserve">a week later</w:t>
+      </w:r>
+      <w:r>
+        <w:t xml:space="preserve"> </w:t>
+      </w:r>
+      <w:r>
+        <w:t xml:space="preserve">from scratch to confirm it stuck.</w:t>
+      </w:r>
+    </w:p>
+    <w:p>
+      <w:pPr>
+        <w:pStyle w:val="BlockText"/>
+      </w:pPr>
+      <w:r>
+        <w:rPr>
+          <w:b/>
+          <w:bCs/>
+        </w:rPr>
+        <w:t xml:space="preserve">Memory hook:</w:t>
+      </w:r>
+      <w:r>
+        <w:t xml:space="preserve"> </w:t>
+      </w:r>
+      <w:r>
+        <w:t xml:space="preserve">the problems you</w:t>
+      </w:r>
+      <w:r>
+        <w:t xml:space="preserve"> </w:t>
+      </w:r>
+      <w:r>
+        <w:rPr>
+          <w:i/>
+          <w:iCs/>
+        </w:rPr>
+        <w:t xml:space="preserve">failed</w:t>
+      </w:r>
+      <w:r>
+        <w:t xml:space="preserve"> </w:t>
+      </w:r>
+      <w:r>
+        <w:t xml:space="preserve">are your syllabus. Solve them without</w:t>
+      </w:r>
+      <w:r>
+        <w:t xml:space="preserve"> </w:t>
+      </w:r>
+      <w:r>
+        <w:t xml:space="preserve">the editorial, then log the missed signal.</w:t>
+      </w:r>
+    </w:p>
+    <w:bookmarkEnd w:id="31"/>
+    <w:bookmarkStart w:id="32" w:name="mcqs-8"/>
     <w:p>
       <w:pPr>
         <w:pStyle w:val="Heading3"/>
@@ -2250,7 +5215,7 @@
         <w:pStyle w:val="Compact"/>
         <w:numPr>
           <w:ilvl w:val="0"/>
-          <w:numId w:val="1011"/>
+          <w:numId w:val="1021"/>
         </w:numPr>
       </w:pPr>
       <w:r>
@@ -2278,7 +5243,7 @@
         <w:pStyle w:val="Compact"/>
         <w:numPr>
           <w:ilvl w:val="0"/>
-          <w:numId w:val="1011"/>
+          <w:numId w:val="1021"/>
         </w:numPr>
       </w:pPr>
       <w:r>
@@ -2303,7 +5268,7 @@
         <w:pStyle w:val="Compact"/>
         <w:numPr>
           <w:ilvl w:val="0"/>
-          <w:numId w:val="1011"/>
+          <w:numId w:val="1021"/>
         </w:numPr>
       </w:pPr>
       <w:r>
@@ -2317,9 +5282,9 @@
         </w:pict>
       </w:r>
     </w:p>
-    <w:bookmarkEnd w:id="24"/>
-    <w:bookmarkEnd w:id="25"/>
-    <w:bookmarkStart w:id="26" w:name="module-19-concept-review-one-page"/>
+    <w:bookmarkEnd w:id="32"/>
+    <w:bookmarkEnd w:id="33"/>
+    <w:bookmarkStart w:id="34" w:name="module-19-concept-review-one-page"/>
     <w:p>
       <w:pPr>
         <w:pStyle w:val="Heading2"/>
@@ -2333,7 +5298,7 @@
         <w:pStyle w:val="Compact"/>
         <w:numPr>
           <w:ilvl w:val="0"/>
-          <w:numId w:val="1012"/>
+          <w:numId w:val="1022"/>
         </w:numPr>
       </w:pPr>
       <w:r>
@@ -2361,7 +5326,7 @@
         <w:pStyle w:val="Compact"/>
         <w:numPr>
           <w:ilvl w:val="0"/>
-          <w:numId w:val="1012"/>
+          <w:numId w:val="1022"/>
         </w:numPr>
       </w:pPr>
       <w:r>
@@ -2421,7 +5386,7 @@
         <w:pStyle w:val="Compact"/>
         <w:numPr>
           <w:ilvl w:val="0"/>
-          <w:numId w:val="1012"/>
+          <w:numId w:val="1022"/>
         </w:numPr>
       </w:pPr>
       <w:r>
@@ -2449,7 +5414,7 @@
         <w:pStyle w:val="Compact"/>
         <w:numPr>
           <w:ilvl w:val="0"/>
-          <w:numId w:val="1012"/>
+          <w:numId w:val="1022"/>
         </w:numPr>
       </w:pPr>
       <w:r>
@@ -2477,7 +5442,7 @@
         <w:pStyle w:val="Compact"/>
         <w:numPr>
           <w:ilvl w:val="0"/>
-          <w:numId w:val="1012"/>
+          <w:numId w:val="1022"/>
         </w:numPr>
       </w:pPr>
       <w:r>
@@ -2516,8 +5481,8 @@
         <w:t xml:space="preserve">to improve.</w:t>
       </w:r>
     </w:p>
-    <w:bookmarkEnd w:id="26"/>
-    <w:bookmarkStart w:id="27" w:name="module-19-flash-cards"/>
+    <w:bookmarkEnd w:id="34"/>
+    <w:bookmarkStart w:id="35" w:name="module-19-flash-cards"/>
     <w:p>
       <w:pPr>
         <w:pStyle w:val="Heading2"/>
@@ -2531,7 +5496,7 @@
         <w:pStyle w:val="Compact"/>
         <w:numPr>
           <w:ilvl w:val="0"/>
-          <w:numId w:val="1013"/>
+          <w:numId w:val="1023"/>
         </w:numPr>
       </w:pPr>
       <w:r>
@@ -2553,7 +5518,7 @@
         <w:pStyle w:val="Compact"/>
         <w:numPr>
           <w:ilvl w:val="0"/>
-          <w:numId w:val="1013"/>
+          <w:numId w:val="1023"/>
         </w:numPr>
       </w:pPr>
       <w:r>
@@ -2575,7 +5540,7 @@
         <w:pStyle w:val="Compact"/>
         <w:numPr>
           <w:ilvl w:val="0"/>
-          <w:numId w:val="1013"/>
+          <w:numId w:val="1023"/>
         </w:numPr>
       </w:pPr>
       <w:r>
@@ -2597,7 +5562,7 @@
         <w:pStyle w:val="Compact"/>
         <w:numPr>
           <w:ilvl w:val="0"/>
-          <w:numId w:val="1013"/>
+          <w:numId w:val="1023"/>
         </w:numPr>
       </w:pPr>
       <w:r>
@@ -2619,7 +5584,7 @@
         <w:pStyle w:val="Compact"/>
         <w:numPr>
           <w:ilvl w:val="0"/>
-          <w:numId w:val="1013"/>
+          <w:numId w:val="1023"/>
         </w:numPr>
       </w:pPr>
       <w:r>
@@ -2641,7 +5606,7 @@
         <w:pStyle w:val="Compact"/>
         <w:numPr>
           <w:ilvl w:val="0"/>
-          <w:numId w:val="1013"/>
+          <w:numId w:val="1023"/>
         </w:numPr>
       </w:pPr>
       <w:r>
@@ -2658,8 +5623,199 @@
         <w:t xml:space="preserve">A: upsolve.</w:t>
       </w:r>
     </w:p>
-    <w:bookmarkEnd w:id="27"/>
-    <w:bookmarkStart w:id="28" w:name="X9fbd95aac52f9364da80b7ab807f9ad3af0119e"/>
+    <w:p>
+      <w:pPr>
+        <w:pStyle w:val="Compact"/>
+        <w:numPr>
+          <w:ilvl w:val="0"/>
+          <w:numId w:val="1023"/>
+        </w:numPr>
+      </w:pPr>
+      <w:r>
+        <w:t xml:space="preserve">Q:</w:t>
+      </w:r>
+      <w:r>
+        <w:t xml:space="preserve"> </w:t>
+      </w:r>
+      <w:r>
+        <w:rPr>
+          <w:rStyle w:val="VerbatimChar"/>
+        </w:rPr>
+        <w:t xml:space="preserve">int a,b; long long p=a*b;</w:t>
+      </w:r>
+      <w:r>
+        <w:t xml:space="preserve"> </w:t>
+      </w:r>
+      <w:r>
+        <w:t xml:space="preserve">fix?</w:t>
+      </w:r>
+      <w:r>
+        <w:t xml:space="preserve"> </w:t>
+      </w:r>
+      <w:r>
+        <w:rPr>
+          <w:b/>
+          <w:bCs/>
+        </w:rPr>
+        <w:t xml:space="preserve">A: cast</w:t>
+      </w:r>
+      <w:r>
+        <w:rPr>
+          <w:b/>
+          <w:bCs/>
+        </w:rPr>
+        <w:t xml:space="preserve"> </w:t>
+      </w:r>
+      <w:r>
+        <w:rPr>
+          <w:rStyle w:val="VerbatimChar"/>
+          <w:b/>
+          <w:bCs/>
+        </w:rPr>
+        <w:t xml:space="preserve">(long long)a*b</w:t>
+      </w:r>
+      <w:r>
+        <w:rPr>
+          <w:b/>
+          <w:bCs/>
+        </w:rPr>
+        <w:t xml:space="preserve"> </w:t>
+      </w:r>
+      <w:r>
+        <w:rPr>
+          <w:b/>
+          <w:bCs/>
+        </w:rPr>
+        <w:t xml:space="preserve">before multiply.</w:t>
+      </w:r>
+    </w:p>
+    <w:p>
+      <w:pPr>
+        <w:pStyle w:val="Compact"/>
+        <w:numPr>
+          <w:ilvl w:val="0"/>
+          <w:numId w:val="1023"/>
+        </w:numPr>
+      </w:pPr>
+      <w:r>
+        <w:t xml:space="preserve">Q: Overflow-safe midpoint?</w:t>
+      </w:r>
+      <w:r>
+        <w:t xml:space="preserve"> </w:t>
+      </w:r>
+      <w:r>
+        <w:rPr>
+          <w:b/>
+          <w:bCs/>
+        </w:rPr>
+        <w:t xml:space="preserve">A:</w:t>
+      </w:r>
+      <w:r>
+        <w:rPr>
+          <w:b/>
+          <w:bCs/>
+        </w:rPr>
+        <w:t xml:space="preserve"> </w:t>
+      </w:r>
+      <w:r>
+        <w:rPr>
+          <w:rStyle w:val="VerbatimChar"/>
+          <w:b/>
+          <w:bCs/>
+        </w:rPr>
+        <w:t xml:space="preserve">l + (r-l)/2</w:t>
+      </w:r>
+      <w:r>
+        <w:rPr>
+          <w:b/>
+          <w:bCs/>
+        </w:rPr>
+        <w:t xml:space="preserve">.</w:t>
+      </w:r>
+    </w:p>
+    <w:p>
+      <w:pPr>
+        <w:pStyle w:val="Compact"/>
+        <w:numPr>
+          <w:ilvl w:val="0"/>
+          <w:numId w:val="1023"/>
+        </w:numPr>
+      </w:pPr>
+      <w:r>
+        <w:t xml:space="preserve">Q:</w:t>
+      </w:r>
+      <w:r>
+        <w:t xml:space="preserve"> </w:t>
+      </w:r>
+      <w:r>
+        <w:rPr>
+          <w:rStyle w:val="VerbatimChar"/>
+        </w:rPr>
+        <w:t xml:space="preserve">lower_bound(x)</w:t>
+      </w:r>
+      <w:r>
+        <w:t xml:space="preserve"> </w:t>
+      </w:r>
+      <w:r>
+        <w:t xml:space="preserve">returns?</w:t>
+      </w:r>
+      <w:r>
+        <w:t xml:space="preserve"> </w:t>
+      </w:r>
+      <w:r>
+        <w:rPr>
+          <w:b/>
+          <w:bCs/>
+        </w:rPr>
+        <w:t xml:space="preserve">A: first element ≥ x.</w:t>
+      </w:r>
+    </w:p>
+    <w:p>
+      <w:pPr>
+        <w:pStyle w:val="Compact"/>
+        <w:numPr>
+          <w:ilvl w:val="0"/>
+          <w:numId w:val="1023"/>
+        </w:numPr>
+      </w:pPr>
+      <w:r>
+        <w:t xml:space="preserve">Q: WA with no clue?</w:t>
+      </w:r>
+      <w:r>
+        <w:t xml:space="preserve"> </w:t>
+      </w:r>
+      <w:r>
+        <w:rPr>
+          <w:b/>
+          <w:bCs/>
+        </w:rPr>
+        <w:t xml:space="preserve">A: stress test vs a brute force.</w:t>
+      </w:r>
+    </w:p>
+    <w:p>
+      <w:pPr>
+        <w:pStyle w:val="Compact"/>
+        <w:numPr>
+          <w:ilvl w:val="0"/>
+          <w:numId w:val="1023"/>
+        </w:numPr>
+      </w:pPr>
+      <w:r>
+        <w:t xml:space="preserve">Q: Fast Java input?</w:t>
+      </w:r>
+      <w:r>
+        <w:t xml:space="preserve"> </w:t>
+      </w:r>
+      <w:r>
+        <w:rPr>
+          <w:b/>
+          <w:bCs/>
+        </w:rPr>
+        <w:t xml:space="preserve">A: BufferedReader + StringBuilder (not Scanner).</w:t>
+      </w:r>
+    </w:p>
+    <w:bookmarkEnd w:id="35"/>
+    <w:bookmarkStart w:id="36" w:name="X9fbd95aac52f9364da80b7ab807f9ad3af0119e"/>
     <w:p>
       <w:pPr>
         <w:pStyle w:val="Heading2"/>
@@ -2673,7 +5829,7 @@
         <w:pStyle w:val="Compact"/>
         <w:numPr>
           <w:ilvl w:val="0"/>
-          <w:numId w:val="1014"/>
+          <w:numId w:val="1024"/>
         </w:numPr>
       </w:pPr>
       <w:r>
@@ -2691,7 +5847,7 @@
         <w:pStyle w:val="Compact"/>
         <w:numPr>
           <w:ilvl w:val="0"/>
-          <w:numId w:val="1014"/>
+          <w:numId w:val="1024"/>
         </w:numPr>
       </w:pPr>
       <w:r>
@@ -2709,7 +5865,7 @@
         <w:pStyle w:val="Compact"/>
         <w:numPr>
           <w:ilvl w:val="0"/>
-          <w:numId w:val="1014"/>
+          <w:numId w:val="1024"/>
         </w:numPr>
       </w:pPr>
       <w:r>
@@ -2733,7 +5889,7 @@
         <w:pStyle w:val="Compact"/>
         <w:numPr>
           <w:ilvl w:val="0"/>
-          <w:numId w:val="1014"/>
+          <w:numId w:val="1024"/>
         </w:numPr>
       </w:pPr>
       <w:r>
@@ -2751,7 +5907,7 @@
         <w:pStyle w:val="Compact"/>
         <w:numPr>
           <w:ilvl w:val="0"/>
-          <w:numId w:val="1014"/>
+          <w:numId w:val="1024"/>
         </w:numPr>
       </w:pPr>
       <w:r>
@@ -2764,8 +5920,8 @@
         <w:t xml:space="preserve">→ BFS/Dijkstra/DSU (M10).</w:t>
       </w:r>
     </w:p>
-    <w:bookmarkEnd w:id="28"/>
-    <w:bookmarkStart w:id="29" w:name="module-19-interview-crossover"/>
+    <w:bookmarkEnd w:id="36"/>
+    <w:bookmarkStart w:id="37" w:name="module-19-interview-crossover"/>
     <w:p>
       <w:pPr>
         <w:pStyle w:val="Heading2"/>
@@ -2810,8 +5966,8 @@
         <w:t xml:space="preserve">craft itself is Module 20.)</w:t>
       </w:r>
     </w:p>
-    <w:bookmarkEnd w:id="29"/>
-    <w:bookmarkStart w:id="30" w:name="module-19-gate-sebi-rbi-isro-perspective"/>
+    <w:bookmarkEnd w:id="37"/>
+    <w:bookmarkStart w:id="38" w:name="module-19-gate-sebi-rbi-isro-perspective"/>
     <w:p>
       <w:pPr>
         <w:pStyle w:val="Heading2"/>
@@ -2825,7 +5981,7 @@
         <w:pStyle w:val="Compact"/>
         <w:numPr>
           <w:ilvl w:val="0"/>
-          <w:numId w:val="1015"/>
+          <w:numId w:val="1025"/>
         </w:numPr>
       </w:pPr>
       <w:r>
@@ -2901,8 +6057,8 @@
         <w:t xml:space="preserve">visuals.</w:t>
       </w:r>
     </w:p>
-    <w:bookmarkEnd w:id="30"/>
-    <w:bookmarkEnd w:id="31"/>
+    <w:bookmarkEnd w:id="38"/>
+    <w:bookmarkEnd w:id="39"/>
     <w:sectPr>
       <w:footnotePr>
         <w:numRestart w:val="eachSect"/>
@@ -3201,6 +6357,91 @@
       </w:rPr>
     </w:lvl>
   </w:abstractNum>
+  <w:abstractNum w:abstractNumId="99414">
+    <w:nsid w:val="00A99414"/>
+    <w:multiLevelType w:val="multilevel"/>
+    <w:lvl w:ilvl="0">
+      <w:start w:val="4"/>
+      <w:numFmt w:val="decimal"/>
+      <w:lvlText w:val="%1."/>
+      <w:lvlJc w:val="left"/>
+      <w:pPr>
+        <w:ind w:left="720" w:hanging="360"/>
+      </w:pPr>
+    </w:lvl>
+    <w:lvl w:ilvl="1">
+      <w:start w:val="4"/>
+      <w:numFmt w:val="decimal"/>
+      <w:lvlText w:val="%2."/>
+      <w:lvlJc w:val="left"/>
+      <w:pPr>
+        <w:ind w:left="1440" w:hanging="360"/>
+      </w:pPr>
+    </w:lvl>
+    <w:lvl w:ilvl="2">
+      <w:start w:val="4"/>
+      <w:numFmt w:val="decimal"/>
+      <w:lvlText w:val="%3."/>
+      <w:lvlJc w:val="left"/>
+      <w:pPr>
+        <w:ind w:left="2160" w:hanging="360"/>
+      </w:pPr>
+    </w:lvl>
+    <w:lvl w:ilvl="3">
+      <w:start w:val="4"/>
+      <w:numFmt w:val="decimal"/>
+      <w:lvlText w:val="%4."/>
+      <w:lvlJc w:val="left"/>
+      <w:pPr>
+        <w:ind w:left="2880" w:hanging="360"/>
+      </w:pPr>
+    </w:lvl>
+    <w:lvl w:ilvl="4">
+      <w:start w:val="4"/>
+      <w:numFmt w:val="decimal"/>
+      <w:lvlText w:val="%5."/>
+      <w:lvlJc w:val="left"/>
+      <w:pPr>
+        <w:ind w:left="3600" w:hanging="360"/>
+      </w:pPr>
+    </w:lvl>
+    <w:lvl w:ilvl="5">
+      <w:start w:val="4"/>
+      <w:numFmt w:val="decimal"/>
+      <w:lvlText w:val="%6."/>
+      <w:lvlJc w:val="left"/>
+      <w:pPr>
+        <w:ind w:left="4320" w:hanging="360"/>
+      </w:pPr>
+    </w:lvl>
+    <w:lvl w:ilvl="6">
+      <w:start w:val="4"/>
+      <w:numFmt w:val="decimal"/>
+      <w:lvlText w:val="%7."/>
+      <w:lvlJc w:val="left"/>
+      <w:pPr>
+        <w:ind w:left="5040" w:hanging="360"/>
+      </w:pPr>
+    </w:lvl>
+    <w:lvl w:ilvl="7">
+      <w:start w:val="4"/>
+      <w:numFmt w:val="decimal"/>
+      <w:lvlText w:val="%8."/>
+      <w:lvlJc w:val="left"/>
+      <w:pPr>
+        <w:ind w:left="5760" w:hanging="360"/>
+      </w:pPr>
+    </w:lvl>
+    <w:lvl w:ilvl="8">
+      <w:start w:val="4"/>
+      <w:numFmt w:val="decimal"/>
+      <w:lvlText w:val="%9."/>
+      <w:lvlJc w:val="left"/>
+      <w:pPr>
+        <w:ind w:left="6480" w:hanging="360"/>
+      </w:pPr>
+    </w:lvl>
+  </w:abstractNum>
   <w:num w:numId="1000">
     <w:abstractNumId w:val="990"/>
   </w:num>
@@ -3271,34 +6512,7 @@
     </w:lvlOverride>
   </w:num>
   <w:num w:numId="1005">
-    <w:abstractNumId w:val="99411"/>
-    <w:lvlOverride w:ilvl="0">
-      <w:startOverride w:val="1"/>
-    </w:lvlOverride>
-    <w:lvlOverride w:ilvl="1">
-      <w:startOverride w:val="1"/>
-    </w:lvlOverride>
-    <w:lvlOverride w:ilvl="2">
-      <w:startOverride w:val="1"/>
-    </w:lvlOverride>
-    <w:lvlOverride w:ilvl="3">
-      <w:startOverride w:val="1"/>
-    </w:lvlOverride>
-    <w:lvlOverride w:ilvl="4">
-      <w:startOverride w:val="1"/>
-    </w:lvlOverride>
-    <w:lvlOverride w:ilvl="5">
-      <w:startOverride w:val="1"/>
-    </w:lvlOverride>
-    <w:lvlOverride w:ilvl="6">
-      <w:startOverride w:val="1"/>
-    </w:lvlOverride>
-    <w:lvlOverride w:ilvl="7">
-      <w:startOverride w:val="1"/>
-    </w:lvlOverride>
-    <w:lvlOverride w:ilvl="8">
-      <w:startOverride w:val="1"/>
-    </w:lvlOverride>
+    <w:abstractNumId w:val="991"/>
   </w:num>
   <w:num w:numId="1006">
     <w:abstractNumId w:val="99411"/>
@@ -3364,10 +6578,64 @@
     </w:lvlOverride>
   </w:num>
   <w:num w:numId="1009">
-    <w:abstractNumId w:val="991"/>
+    <w:abstractNumId w:val="99411"/>
+    <w:lvlOverride w:ilvl="0">
+      <w:startOverride w:val="1"/>
+    </w:lvlOverride>
+    <w:lvlOverride w:ilvl="1">
+      <w:startOverride w:val="1"/>
+    </w:lvlOverride>
+    <w:lvlOverride w:ilvl="2">
+      <w:startOverride w:val="1"/>
+    </w:lvlOverride>
+    <w:lvlOverride w:ilvl="3">
+      <w:startOverride w:val="1"/>
+    </w:lvlOverride>
+    <w:lvlOverride w:ilvl="4">
+      <w:startOverride w:val="1"/>
+    </w:lvlOverride>
+    <w:lvlOverride w:ilvl="5">
+      <w:startOverride w:val="1"/>
+    </w:lvlOverride>
+    <w:lvlOverride w:ilvl="6">
+      <w:startOverride w:val="1"/>
+    </w:lvlOverride>
+    <w:lvlOverride w:ilvl="7">
+      <w:startOverride w:val="1"/>
+    </w:lvlOverride>
+    <w:lvlOverride w:ilvl="8">
+      <w:startOverride w:val="1"/>
+    </w:lvlOverride>
   </w:num>
   <w:num w:numId="1010">
-    <w:abstractNumId w:val="991"/>
+    <w:abstractNumId w:val="99411"/>
+    <w:lvlOverride w:ilvl="0">
+      <w:startOverride w:val="1"/>
+    </w:lvlOverride>
+    <w:lvlOverride w:ilvl="1">
+      <w:startOverride w:val="1"/>
+    </w:lvlOverride>
+    <w:lvlOverride w:ilvl="2">
+      <w:startOverride w:val="1"/>
+    </w:lvlOverride>
+    <w:lvlOverride w:ilvl="3">
+      <w:startOverride w:val="1"/>
+    </w:lvlOverride>
+    <w:lvlOverride w:ilvl="4">
+      <w:startOverride w:val="1"/>
+    </w:lvlOverride>
+    <w:lvlOverride w:ilvl="5">
+      <w:startOverride w:val="1"/>
+    </w:lvlOverride>
+    <w:lvlOverride w:ilvl="6">
+      <w:startOverride w:val="1"/>
+    </w:lvlOverride>
+    <w:lvlOverride w:ilvl="7">
+      <w:startOverride w:val="1"/>
+    </w:lvlOverride>
+    <w:lvlOverride w:ilvl="8">
+      <w:startOverride w:val="1"/>
+    </w:lvlOverride>
   </w:num>
   <w:num w:numId="1011">
     <w:abstractNumId w:val="99411"/>
@@ -3400,15 +6668,207 @@
     </w:lvlOverride>
   </w:num>
   <w:num w:numId="1012">
-    <w:abstractNumId w:val="991"/>
+    <w:abstractNumId w:val="99414"/>
+    <w:lvlOverride w:ilvl="0">
+      <w:startOverride w:val="4"/>
+    </w:lvlOverride>
+    <w:lvlOverride w:ilvl="1">
+      <w:startOverride w:val="4"/>
+    </w:lvlOverride>
+    <w:lvlOverride w:ilvl="2">
+      <w:startOverride w:val="4"/>
+    </w:lvlOverride>
+    <w:lvlOverride w:ilvl="3">
+      <w:startOverride w:val="4"/>
+    </w:lvlOverride>
+    <w:lvlOverride w:ilvl="4">
+      <w:startOverride w:val="4"/>
+    </w:lvlOverride>
+    <w:lvlOverride w:ilvl="5">
+      <w:startOverride w:val="4"/>
+    </w:lvlOverride>
+    <w:lvlOverride w:ilvl="6">
+      <w:startOverride w:val="4"/>
+    </w:lvlOverride>
+    <w:lvlOverride w:ilvl="7">
+      <w:startOverride w:val="4"/>
+    </w:lvlOverride>
+    <w:lvlOverride w:ilvl="8">
+      <w:startOverride w:val="4"/>
+    </w:lvlOverride>
   </w:num>
   <w:num w:numId="1013">
-    <w:abstractNumId w:val="991"/>
+    <w:abstractNumId w:val="99411"/>
+    <w:lvlOverride w:ilvl="0">
+      <w:startOverride w:val="1"/>
+    </w:lvlOverride>
+    <w:lvlOverride w:ilvl="1">
+      <w:startOverride w:val="1"/>
+    </w:lvlOverride>
+    <w:lvlOverride w:ilvl="2">
+      <w:startOverride w:val="1"/>
+    </w:lvlOverride>
+    <w:lvlOverride w:ilvl="3">
+      <w:startOverride w:val="1"/>
+    </w:lvlOverride>
+    <w:lvlOverride w:ilvl="4">
+      <w:startOverride w:val="1"/>
+    </w:lvlOverride>
+    <w:lvlOverride w:ilvl="5">
+      <w:startOverride w:val="1"/>
+    </w:lvlOverride>
+    <w:lvlOverride w:ilvl="6">
+      <w:startOverride w:val="1"/>
+    </w:lvlOverride>
+    <w:lvlOverride w:ilvl="7">
+      <w:startOverride w:val="1"/>
+    </w:lvlOverride>
+    <w:lvlOverride w:ilvl="8">
+      <w:startOverride w:val="1"/>
+    </w:lvlOverride>
   </w:num>
   <w:num w:numId="1014">
     <w:abstractNumId w:val="991"/>
   </w:num>
   <w:num w:numId="1015">
+    <w:abstractNumId w:val="99411"/>
+    <w:lvlOverride w:ilvl="0">
+      <w:startOverride w:val="1"/>
+    </w:lvlOverride>
+    <w:lvlOverride w:ilvl="1">
+      <w:startOverride w:val="1"/>
+    </w:lvlOverride>
+    <w:lvlOverride w:ilvl="2">
+      <w:startOverride w:val="1"/>
+    </w:lvlOverride>
+    <w:lvlOverride w:ilvl="3">
+      <w:startOverride w:val="1"/>
+    </w:lvlOverride>
+    <w:lvlOverride w:ilvl="4">
+      <w:startOverride w:val="1"/>
+    </w:lvlOverride>
+    <w:lvlOverride w:ilvl="5">
+      <w:startOverride w:val="1"/>
+    </w:lvlOverride>
+    <w:lvlOverride w:ilvl="6">
+      <w:startOverride w:val="1"/>
+    </w:lvlOverride>
+    <w:lvlOverride w:ilvl="7">
+      <w:startOverride w:val="1"/>
+    </w:lvlOverride>
+    <w:lvlOverride w:ilvl="8">
+      <w:startOverride w:val="1"/>
+    </w:lvlOverride>
+  </w:num>
+  <w:num w:numId="1016">
+    <w:abstractNumId w:val="991"/>
+  </w:num>
+  <w:num w:numId="1017">
+    <w:abstractNumId w:val="99411"/>
+    <w:lvlOverride w:ilvl="0">
+      <w:startOverride w:val="1"/>
+    </w:lvlOverride>
+    <w:lvlOverride w:ilvl="1">
+      <w:startOverride w:val="1"/>
+    </w:lvlOverride>
+    <w:lvlOverride w:ilvl="2">
+      <w:startOverride w:val="1"/>
+    </w:lvlOverride>
+    <w:lvlOverride w:ilvl="3">
+      <w:startOverride w:val="1"/>
+    </w:lvlOverride>
+    <w:lvlOverride w:ilvl="4">
+      <w:startOverride w:val="1"/>
+    </w:lvlOverride>
+    <w:lvlOverride w:ilvl="5">
+      <w:startOverride w:val="1"/>
+    </w:lvlOverride>
+    <w:lvlOverride w:ilvl="6">
+      <w:startOverride w:val="1"/>
+    </w:lvlOverride>
+    <w:lvlOverride w:ilvl="7">
+      <w:startOverride w:val="1"/>
+    </w:lvlOverride>
+    <w:lvlOverride w:ilvl="8">
+      <w:startOverride w:val="1"/>
+    </w:lvlOverride>
+  </w:num>
+  <w:num w:numId="1018">
+    <w:abstractNumId w:val="991"/>
+  </w:num>
+  <w:num w:numId="1019">
+    <w:abstractNumId w:val="991"/>
+  </w:num>
+  <w:num w:numId="1020">
+    <w:abstractNumId w:val="99411"/>
+    <w:lvlOverride w:ilvl="0">
+      <w:startOverride w:val="1"/>
+    </w:lvlOverride>
+    <w:lvlOverride w:ilvl="1">
+      <w:startOverride w:val="1"/>
+    </w:lvlOverride>
+    <w:lvlOverride w:ilvl="2">
+      <w:startOverride w:val="1"/>
+    </w:lvlOverride>
+    <w:lvlOverride w:ilvl="3">
+      <w:startOverride w:val="1"/>
+    </w:lvlOverride>
+    <w:lvlOverride w:ilvl="4">
+      <w:startOverride w:val="1"/>
+    </w:lvlOverride>
+    <w:lvlOverride w:ilvl="5">
+      <w:startOverride w:val="1"/>
+    </w:lvlOverride>
+    <w:lvlOverride w:ilvl="6">
+      <w:startOverride w:val="1"/>
+    </w:lvlOverride>
+    <w:lvlOverride w:ilvl="7">
+      <w:startOverride w:val="1"/>
+    </w:lvlOverride>
+    <w:lvlOverride w:ilvl="8">
+      <w:startOverride w:val="1"/>
+    </w:lvlOverride>
+  </w:num>
+  <w:num w:numId="1021">
+    <w:abstractNumId w:val="99411"/>
+    <w:lvlOverride w:ilvl="0">
+      <w:startOverride w:val="1"/>
+    </w:lvlOverride>
+    <w:lvlOverride w:ilvl="1">
+      <w:startOverride w:val="1"/>
+    </w:lvlOverride>
+    <w:lvlOverride w:ilvl="2">
+      <w:startOverride w:val="1"/>
+    </w:lvlOverride>
+    <w:lvlOverride w:ilvl="3">
+      <w:startOverride w:val="1"/>
+    </w:lvlOverride>
+    <w:lvlOverride w:ilvl="4">
+      <w:startOverride w:val="1"/>
+    </w:lvlOverride>
+    <w:lvlOverride w:ilvl="5">
+      <w:startOverride w:val="1"/>
+    </w:lvlOverride>
+    <w:lvlOverride w:ilvl="6">
+      <w:startOverride w:val="1"/>
+    </w:lvlOverride>
+    <w:lvlOverride w:ilvl="7">
+      <w:startOverride w:val="1"/>
+    </w:lvlOverride>
+    <w:lvlOverride w:ilvl="8">
+      <w:startOverride w:val="1"/>
+    </w:lvlOverride>
+  </w:num>
+  <w:num w:numId="1022">
+    <w:abstractNumId w:val="991"/>
+  </w:num>
+  <w:num w:numId="1023">
+    <w:abstractNumId w:val="991"/>
+  </w:num>
+  <w:num w:numId="1024">
+    <w:abstractNumId w:val="991"/>
+  </w:num>
+  <w:num w:numId="1025">
     <w:abstractNumId w:val="991"/>
   </w:num>
 </w:numbering>

--- a/SITP/DSA-Notes/M19_CompetitiveProgramming.docx
+++ b/SITP/DSA-Notes/M19_CompetitiveProgramming.docx
@@ -7410,24 +7410,34 @@
   <w:style w:default="1" w:styleId="Table" w:type="table">
     <w:name w:val="Table"/>
     <w:basedOn w:val="TableNormal"/>
-    <w:semiHidden/>
-    <w:unhideWhenUsed/>
     <w:qFormat/>
     <w:tblPr>
       <w:tblInd w:type="dxa" w:w="0"/>
+      <w:tblBorders>
+        <w:top w:color="808080" w:space="0" w:sz="4" w:val="single"/>
+        <w:left w:color="808080" w:space="0" w:sz="4" w:val="single"/>
+        <w:bottom w:color="808080" w:space="0" w:sz="4" w:val="single"/>
+        <w:right w:color="808080" w:space="0" w:sz="4" w:val="single"/>
+        <w:insideH w:color="BFBFBF" w:space="0" w:sz="4" w:val="single"/>
+        <w:insideV w:color="BFBFBF" w:space="0" w:sz="4" w:val="single"/>
+      </w:tblBorders>
       <w:tblCellMar>
-        <w:top w:type="dxa" w:w="0"/>
+        <w:top w:type="dxa" w:w="40"/>
         <w:left w:type="dxa" w:w="108"/>
-        <w:bottom w:type="dxa" w:w="0"/>
+        <w:bottom w:type="dxa" w:w="40"/>
         <w:right w:type="dxa" w:w="108"/>
       </w:tblCellMar>
     </w:tblPr>
     <w:tblStylePr w:type="firstRow">
+      <w:rPr>
+        <w:b/>
+      </w:rPr>
       <w:tcPr>
+        <w:shd w:color="auto" w:fill="DDEBF7" w:val="clear"/>
         <w:tcBorders>
-          <w:bottom w:val="single"/>
+          <w:bottom w:color="1F4E78" w:space="0" w:sz="8" w:val="single"/>
         </w:tcBorders>
-        <w:vAlign w:val="bottom"/>
+        <w:vAlign w:val="center"/>
       </w:tcPr>
     </w:tblStylePr>
   </w:style>
